--- a/06_documentacao/Documentação Segurança Avançada.docx
+++ b/06_documentacao/Documentação Segurança Avançada.docx
@@ -143,193 +143,162 @@
           <w:b w:val="0"/>
           <w:bCs w:val="0"/>
         </w:rPr>
-        <w:t>Documento completo da alteração ada porta padrão em “</w:t>
-      </w:r>
+        <w:t>Documento completo da alteração ada porta padrão em “CV-SpaceNet_DBA_Project\02_configuracao\ficheiros_config\Segurança Avançada</w:t>
+      </w:r>
+      <w:proofErr w:type="gramStart"/>
       <w:r>
         <w:rPr>
           <w:rStyle w:val="Forte"/>
           <w:b w:val="0"/>
           <w:bCs w:val="0"/>
         </w:rPr>
-        <w:t>CV-SpaceNet_DBA_Project\02_configuracao\ficheiros_config</w:t>
-      </w:r>
+        <w:t>-  Alterando</w:t>
+      </w:r>
+      <w:proofErr w:type="gramEnd"/>
       <w:r>
         <w:rPr>
           <w:rStyle w:val="Forte"/>
           <w:b w:val="0"/>
           <w:bCs w:val="0"/>
         </w:rPr>
-        <w:t>\</w:t>
-      </w:r>
+        <w:t xml:space="preserve"> a porta padrão.docx”</w:t>
+      </w:r>
+    </w:p>
+    <w:p>
+      <w:pPr>
+        <w:pStyle w:val="SemEspaamento"/>
+        <w:spacing w:line="276" w:lineRule="auto"/>
+        <w:ind w:left="0" w:firstLine="0"/>
+        <w:rPr>
+          <w:rStyle w:val="Forte"/>
+        </w:rPr>
+      </w:pPr>
+    </w:p>
+    <w:p>
+      <w:pPr>
+        <w:pStyle w:val="SemEspaamento"/>
+        <w:spacing w:line="276" w:lineRule="auto"/>
+        <w:ind w:left="0" w:firstLine="0"/>
+        <w:rPr>
+          <w:rStyle w:val="Forte"/>
+        </w:rPr>
+      </w:pPr>
+      <w:r>
+        <w:rPr>
+          <w:rStyle w:val="Forte"/>
+        </w:rPr>
+        <w:t>Justificação técnica:</w:t>
+      </w:r>
+    </w:p>
+    <w:p>
+      <w:pPr>
+        <w:pStyle w:val="SemEspaamento"/>
+        <w:rPr>
+          <w:rStyle w:val="Forte"/>
+        </w:rPr>
+      </w:pPr>
       <w:r>
         <w:rPr>
           <w:rStyle w:val="Forte"/>
           <w:b w:val="0"/>
           <w:bCs w:val="0"/>
         </w:rPr>
-        <w:t>Segurança Avançada</w:t>
-      </w:r>
-      <w:proofErr w:type="gramStart"/>
+        <w:t>Alteramos a porta padrão como medida de segurança embora não evita ataque a dificulta o atacante, em vez de simplesmente usarem a porta padrão terão que perder tempo verificando a porta de escuta que alteramos</w:t>
+      </w:r>
       <w:r>
         <w:rPr>
           <w:rStyle w:val="Forte"/>
           <w:b w:val="0"/>
           <w:bCs w:val="0"/>
         </w:rPr>
-        <w:t>-  Alterando</w:t>
-      </w:r>
-      <w:proofErr w:type="gramEnd"/>
-      <w:r>
+        <w:t>.</w:t>
+      </w:r>
+    </w:p>
+    <w:p>
+      <w:pPr>
+        <w:pStyle w:val="SemEspaamento"/>
+        <w:spacing w:line="276" w:lineRule="auto"/>
+        <w:ind w:left="0" w:firstLine="0"/>
+        <w:rPr>
+          <w:rStyle w:val="Forte"/>
+        </w:rPr>
+      </w:pPr>
+    </w:p>
+    <w:p>
+      <w:pPr>
+        <w:pStyle w:val="SemEspaamento"/>
+        <w:spacing w:line="276" w:lineRule="auto"/>
+        <w:ind w:left="0" w:firstLine="0"/>
+        <w:rPr>
+          <w:rStyle w:val="Forte"/>
+        </w:rPr>
+      </w:pPr>
+      <w:r>
+        <w:rPr>
+          <w:rStyle w:val="Forte"/>
+        </w:rPr>
+        <w:t>Configuração de autenticação segura</w:t>
+      </w:r>
+      <w:r>
+        <w:rPr>
+          <w:rStyle w:val="Forte"/>
+        </w:rPr>
+        <w:t>:</w:t>
+      </w:r>
+    </w:p>
+    <w:p>
+      <w:pPr>
+        <w:pStyle w:val="SemEspaamento"/>
+        <w:spacing w:line="276" w:lineRule="auto"/>
+        <w:ind w:left="0" w:firstLine="0"/>
+        <w:rPr>
+          <w:rStyle w:val="Forte"/>
+        </w:rPr>
+      </w:pPr>
+    </w:p>
+    <w:p>
+      <w:pPr>
+        <w:pStyle w:val="SemEspaamento"/>
+        <w:spacing w:line="276" w:lineRule="auto"/>
+        <w:ind w:left="0" w:firstLine="0"/>
+        <w:rPr>
+          <w:rStyle w:val="Forte"/>
+        </w:rPr>
+      </w:pPr>
+      <w:r>
+        <w:rPr>
+          <w:rStyle w:val="Forte"/>
+        </w:rPr>
+        <w:t>Verificar o tipo de encriptação:</w:t>
+      </w:r>
+    </w:p>
+    <w:p>
+      <w:pPr>
+        <w:pStyle w:val="SemEspaamento"/>
+        <w:spacing w:line="276" w:lineRule="auto"/>
+        <w:ind w:left="0" w:firstLine="0"/>
+        <w:rPr>
+          <w:rStyle w:val="Forte"/>
+        </w:rPr>
+      </w:pPr>
+    </w:p>
+    <w:p>
+      <w:pPr>
+        <w:pStyle w:val="SemEspaamento"/>
+        <w:spacing w:line="276" w:lineRule="auto"/>
+        <w:ind w:left="0" w:firstLine="0"/>
         <w:rPr>
           <w:rStyle w:val="Forte"/>
           <w:b w:val="0"/>
           <w:bCs w:val="0"/>
         </w:rPr>
-        <w:t xml:space="preserve"> a porta padrão</w:t>
-      </w:r>
+      </w:pPr>
       <w:r>
         <w:rPr>
           <w:rStyle w:val="Forte"/>
           <w:b w:val="0"/>
           <w:bCs w:val="0"/>
-        </w:rPr>
-        <w:t>.docx”</w:t>
-      </w:r>
-    </w:p>
-    <w:p>
-      <w:pPr>
-        <w:pStyle w:val="SemEspaamento"/>
-        <w:spacing w:line="276" w:lineRule="auto"/>
-        <w:ind w:left="0" w:firstLine="0"/>
-        <w:rPr>
-          <w:rStyle w:val="Forte"/>
-        </w:rPr>
-      </w:pPr>
-    </w:p>
-    <w:p>
-      <w:pPr>
-        <w:pStyle w:val="SemEspaamento"/>
-        <w:spacing w:line="276" w:lineRule="auto"/>
-        <w:ind w:left="0" w:firstLine="0"/>
-        <w:rPr>
-          <w:rStyle w:val="Forte"/>
-        </w:rPr>
-      </w:pPr>
-      <w:r>
-        <w:rPr>
-          <w:rStyle w:val="Forte"/>
-        </w:rPr>
-        <w:t>Justificação técnica:</w:t>
-      </w:r>
-    </w:p>
-    <w:p>
-      <w:pPr>
-        <w:pStyle w:val="SemEspaamento"/>
-        <w:rPr>
-          <w:rStyle w:val="Forte"/>
-        </w:rPr>
-      </w:pPr>
-      <w:r>
-        <w:rPr>
-          <w:rStyle w:val="Forte"/>
-          <w:b w:val="0"/>
-          <w:bCs w:val="0"/>
-        </w:rPr>
-        <w:t>Alteramos a porta padrão como medida de segurança embora não evita ataque a dificulta o atacante, em vez de simplesmente usarem a porta padrão terão que perder tempo verificando a porta de escuta que alteramos</w:t>
-      </w:r>
-      <w:r>
-        <w:rPr>
-          <w:rStyle w:val="Forte"/>
-          <w:b w:val="0"/>
-          <w:bCs w:val="0"/>
-        </w:rPr>
-        <w:t>.</w:t>
-      </w:r>
-    </w:p>
-    <w:p>
-      <w:pPr>
-        <w:pStyle w:val="SemEspaamento"/>
-        <w:spacing w:line="276" w:lineRule="auto"/>
-        <w:ind w:left="0" w:firstLine="0"/>
-        <w:rPr>
-          <w:rStyle w:val="Forte"/>
-        </w:rPr>
-      </w:pPr>
-    </w:p>
-    <w:p>
-      <w:pPr>
-        <w:pStyle w:val="SemEspaamento"/>
-        <w:spacing w:line="276" w:lineRule="auto"/>
-        <w:ind w:left="0" w:firstLine="0"/>
-        <w:rPr>
-          <w:rStyle w:val="Forte"/>
-        </w:rPr>
-      </w:pPr>
-      <w:r>
-        <w:rPr>
-          <w:rStyle w:val="Forte"/>
-        </w:rPr>
-        <w:t>Configuração de autenticação segura</w:t>
-      </w:r>
-      <w:r>
-        <w:rPr>
-          <w:rStyle w:val="Forte"/>
-        </w:rPr>
-        <w:t>:</w:t>
-      </w:r>
-    </w:p>
-    <w:p>
-      <w:pPr>
-        <w:pStyle w:val="SemEspaamento"/>
-        <w:spacing w:line="276" w:lineRule="auto"/>
-        <w:ind w:left="0" w:firstLine="0"/>
-        <w:rPr>
-          <w:rStyle w:val="Forte"/>
-        </w:rPr>
-      </w:pPr>
-    </w:p>
-    <w:p>
-      <w:pPr>
-        <w:pStyle w:val="SemEspaamento"/>
-        <w:spacing w:line="276" w:lineRule="auto"/>
-        <w:ind w:left="0" w:firstLine="0"/>
-        <w:rPr>
-          <w:rStyle w:val="Forte"/>
-        </w:rPr>
-      </w:pPr>
-      <w:r>
-        <w:rPr>
-          <w:rStyle w:val="Forte"/>
-        </w:rPr>
-        <w:t>Verificar o tipo de encriptação:</w:t>
-      </w:r>
-    </w:p>
-    <w:p>
-      <w:pPr>
-        <w:pStyle w:val="SemEspaamento"/>
-        <w:spacing w:line="276" w:lineRule="auto"/>
-        <w:ind w:left="0" w:firstLine="0"/>
-        <w:rPr>
-          <w:rStyle w:val="Forte"/>
-        </w:rPr>
-      </w:pPr>
-    </w:p>
-    <w:p>
-      <w:pPr>
-        <w:pStyle w:val="SemEspaamento"/>
-        <w:spacing w:line="276" w:lineRule="auto"/>
-        <w:ind w:left="0" w:firstLine="0"/>
-        <w:rPr>
-          <w:rStyle w:val="Forte"/>
-          <w:b w:val="0"/>
-          <w:bCs w:val="0"/>
-        </w:rPr>
-      </w:pPr>
-      <w:r>
-        <w:rPr>
-          <w:rStyle w:val="Forte"/>
-          <w:b w:val="0"/>
-          <w:bCs w:val="0"/>
+          <w:noProof/>
         </w:rPr>
         <w:drawing>
           <wp:inline distT="0" distB="0" distL="0" distR="0" wp14:anchorId="73DC9C27" wp14:editId="715F6D24">
@@ -462,6 +431,7 @@
       <w:r>
         <w:rPr>
           <w:rStyle w:val="Forte"/>
+          <w:noProof/>
         </w:rPr>
         <w:drawing>
           <wp:inline distT="0" distB="0" distL="0" distR="0" wp14:anchorId="2D15E58E" wp14:editId="3C144311">
@@ -608,27 +578,22 @@
         <w:rPr>
           <w:rStyle w:val="Forte"/>
         </w:rPr>
-        <w:t>Restrições de acesso por IP</w:t>
-      </w:r>
-      <w:r>
-        <w:rPr>
-          <w:rStyle w:val="Forte"/>
-        </w:rPr>
-        <w:t>:</w:t>
-      </w:r>
-    </w:p>
-    <w:p>
-      <w:pPr>
-        <w:pStyle w:val="SemEspaamento"/>
-        <w:spacing w:line="276" w:lineRule="auto"/>
-        <w:ind w:left="0" w:firstLine="0"/>
-        <w:rPr>
-          <w:rStyle w:val="Forte"/>
-        </w:rPr>
-      </w:pPr>
-      <w:r>
-        <w:rPr>
-          <w:rStyle w:val="Forte"/>
+        <w:t>Restrições de acesso por IP:</w:t>
+      </w:r>
+    </w:p>
+    <w:p>
+      <w:pPr>
+        <w:pStyle w:val="SemEspaamento"/>
+        <w:spacing w:line="276" w:lineRule="auto"/>
+        <w:ind w:left="0" w:firstLine="0"/>
+        <w:rPr>
+          <w:rStyle w:val="Forte"/>
+        </w:rPr>
+      </w:pPr>
+      <w:r>
+        <w:rPr>
+          <w:rStyle w:val="Forte"/>
+          <w:noProof/>
         </w:rPr>
         <w:drawing>
           <wp:inline distT="0" distB="0" distL="0" distR="0" wp14:anchorId="217D0D56" wp14:editId="55756B24">
@@ -767,13 +732,7 @@
         <w:rPr>
           <w:rStyle w:val="Forte"/>
         </w:rPr>
-        <w:t>Configuração SSL/TLS quando suportado</w:t>
-      </w:r>
-      <w:r>
-        <w:rPr>
-          <w:rStyle w:val="Forte"/>
-        </w:rPr>
-        <w:t>:</w:t>
+        <w:t>Configuração SSL/TLS quando suportado:</w:t>
       </w:r>
     </w:p>
     <w:p>
@@ -831,6 +790,7 @@
       <w:r>
         <w:rPr>
           <w:rStyle w:val="Forte"/>
+          <w:noProof/>
         </w:rPr>
         <w:drawing>
           <wp:inline distT="0" distB="0" distL="0" distR="0" wp14:anchorId="1555956D" wp14:editId="0F523EE8">
@@ -995,6 +955,7 @@
       <w:r>
         <w:rPr>
           <w:rStyle w:val="Forte"/>
+          <w:noProof/>
         </w:rPr>
         <w:drawing>
           <wp:inline distT="0" distB="0" distL="0" distR="0" wp14:anchorId="530AEECC" wp14:editId="6577E731">
@@ -1037,16 +998,6 @@
       <w:pPr>
         <w:pStyle w:val="SemEspaamento"/>
         <w:spacing w:line="276" w:lineRule="auto"/>
-        <w:ind w:left="0" w:firstLine="0"/>
-        <w:rPr>
-          <w:rStyle w:val="Forte"/>
-        </w:rPr>
-      </w:pPr>
-    </w:p>
-    <w:p>
-      <w:pPr>
-        <w:pStyle w:val="SemEspaamento"/>
-        <w:spacing w:line="276" w:lineRule="auto"/>
         <w:rPr>
           <w:b/>
           <w:bCs/>
@@ -1057,7 +1008,8 @@
           <w:b/>
           <w:bCs/>
         </w:rPr>
-        <w:t xml:space="preserve">SHOW </w:t>
+        <w:lastRenderedPageBreak/>
+        <w:t xml:space="preserve">Logo após definir o </w:t>
       </w:r>
       <w:proofErr w:type="spellStart"/>
       <w:r>
@@ -1073,93 +1025,78 @@
           <w:b/>
           <w:bCs/>
         </w:rPr>
-        <w:t>;</w:t>
-      </w:r>
-    </w:p>
-    <w:p>
-      <w:pPr>
-        <w:pStyle w:val="SemEspaamento"/>
-        <w:spacing w:line="276" w:lineRule="auto"/>
+        <w:t xml:space="preserve"> como </w:t>
+      </w:r>
+      <w:proofErr w:type="spellStart"/>
+      <w:r>
         <w:rPr>
           <w:b/>
           <w:bCs/>
         </w:rPr>
-      </w:pPr>
-    </w:p>
-    <w:p>
-      <w:pPr>
-        <w:pStyle w:val="SemEspaamento"/>
-        <w:spacing w:line="276" w:lineRule="auto"/>
+        <w:t>on</w:t>
+      </w:r>
+      <w:proofErr w:type="spellEnd"/>
+      <w:r>
         <w:rPr>
           <w:b/>
           <w:bCs/>
         </w:rPr>
-      </w:pPr>
-    </w:p>
-    <w:p>
-      <w:pPr>
-        <w:pStyle w:val="SemEspaamento"/>
-        <w:spacing w:line="276" w:lineRule="auto"/>
-        <w:ind w:left="0" w:firstLine="0"/>
-        <w:rPr>
-          <w:rStyle w:val="Forte"/>
-        </w:rPr>
-      </w:pPr>
-    </w:p>
-    <w:p>
-      <w:pPr>
-        <w:pStyle w:val="SemEspaamento"/>
-        <w:spacing w:line="276" w:lineRule="auto"/>
-        <w:ind w:left="0" w:firstLine="0"/>
-        <w:rPr>
-          <w:rStyle w:val="Forte"/>
-        </w:rPr>
-      </w:pPr>
-      <w:r>
-        <w:rPr>
-          <w:rStyle w:val="Forte"/>
-        </w:rPr>
-        <w:t>Justificação técnica:</w:t>
-      </w:r>
-    </w:p>
-    <w:p>
-      <w:pPr>
-        <w:pStyle w:val="SemEspaamento"/>
-        <w:spacing w:line="276" w:lineRule="auto"/>
+        <w:t xml:space="preserve"> o serviço do </w:t>
+      </w:r>
+      <w:proofErr w:type="spellStart"/>
+      <w:r>
         <w:rPr>
           <w:b/>
           <w:bCs/>
         </w:rPr>
-      </w:pPr>
-    </w:p>
-    <w:p>
-      <w:pPr>
-        <w:pStyle w:val="SemEspaamento"/>
-        <w:spacing w:line="276" w:lineRule="auto"/>
-        <w:ind w:left="0" w:firstLine="0"/>
-        <w:rPr>
-          <w:rStyle w:val="Forte"/>
-        </w:rPr>
-      </w:pPr>
-    </w:p>
-    <w:p>
-      <w:pPr>
-        <w:pStyle w:val="SemEspaamento"/>
-        <w:spacing w:line="276" w:lineRule="auto"/>
-        <w:ind w:left="0" w:firstLine="0"/>
-        <w:rPr>
-          <w:rStyle w:val="Forte"/>
-        </w:rPr>
-      </w:pPr>
-      <w:r>
-        <w:rPr>
-          <w:rStyle w:val="Forte"/>
-        </w:rPr>
-        <w:t>Proteção das contas administrativas</w:t>
-      </w:r>
-      <w:r>
-        <w:rPr>
-          <w:rStyle w:val="Forte"/>
+        <w:t>postgressql</w:t>
+      </w:r>
+      <w:proofErr w:type="spellEnd"/>
+      <w:r>
+        <w:rPr>
+          <w:b/>
+          <w:bCs/>
+        </w:rPr>
+        <w:t xml:space="preserve"> não inicia:</w:t>
+      </w:r>
+    </w:p>
+    <w:p>
+      <w:pPr>
+        <w:pStyle w:val="SemEspaamento"/>
+        <w:spacing w:line="276" w:lineRule="auto"/>
+      </w:pPr>
+      <w:r>
+        <w:t xml:space="preserve">A causa do erro é que o </w:t>
+      </w:r>
+      <w:proofErr w:type="spellStart"/>
+      <w:r>
+        <w:t>PostgreSQL</w:t>
+      </w:r>
+      <w:proofErr w:type="spellEnd"/>
+      <w:r>
+        <w:t xml:space="preserve"> não encontrou os ficheiros de certificado e chave SSL necessários para iniciar o serviço.</w:t>
+      </w:r>
+    </w:p>
+    <w:p>
+      <w:pPr>
+        <w:pStyle w:val="SemEspaamento"/>
+        <w:spacing w:line="276" w:lineRule="auto"/>
+        <w:rPr>
+          <w:b/>
+          <w:bCs/>
+        </w:rPr>
+      </w:pPr>
+      <w:r>
+        <w:rPr>
+          <w:b/>
+          <w:bCs/>
+        </w:rPr>
+        <w:t>Para resolver isso foi necessário</w:t>
+      </w:r>
+      <w:r>
+        <w:rPr>
+          <w:b/>
+          <w:bCs/>
         </w:rPr>
         <w:t>:</w:t>
       </w:r>
@@ -1168,17 +1105,154 @@
       <w:pPr>
         <w:pStyle w:val="SemEspaamento"/>
         <w:spacing w:line="276" w:lineRule="auto"/>
-        <w:ind w:left="0" w:firstLine="0"/>
-        <w:rPr>
-          <w:rStyle w:val="Forte"/>
-        </w:rPr>
-      </w:pPr>
-    </w:p>
-    <w:p>
-      <w:pPr>
-        <w:pStyle w:val="SemEspaamento"/>
-        <w:spacing w:line="276" w:lineRule="auto"/>
-        <w:ind w:left="0" w:firstLine="0"/>
+      </w:pPr>
+      <w:r>
+        <w:t xml:space="preserve">Fazer do download do </w:t>
+      </w:r>
+      <w:r>
+        <w:t>Win64OpenSSL_Light-4_0_1.exe</w:t>
+      </w:r>
+      <w:r>
+        <w:t xml:space="preserve"> através do site oficial</w:t>
+      </w:r>
+      <w:r>
+        <w:t xml:space="preserve"> </w:t>
+      </w:r>
+      <w:r>
+        <w:t>https://slproweb.com/products/Win32OpenSSL.html</w:t>
+      </w:r>
+      <w:r>
+        <w:t>:</w:t>
+      </w:r>
+    </w:p>
+    <w:p>
+      <w:pPr>
+        <w:pStyle w:val="SemEspaamento"/>
+        <w:spacing w:line="276" w:lineRule="auto"/>
+      </w:pPr>
+      <w:r>
+        <w:drawing>
+          <wp:inline distT="0" distB="0" distL="0" distR="0" wp14:anchorId="26B9958B" wp14:editId="49701042">
+            <wp:extent cx="5400040" cy="1316990"/>
+            <wp:effectExtent l="0" t="0" r="0" b="0"/>
+            <wp:docPr id="733132437" name="Imagem 1"/>
+            <wp:cNvGraphicFramePr>
+              <a:graphicFrameLocks xmlns:a="http://schemas.openxmlformats.org/drawingml/2006/main" noChangeAspect="1"/>
+            </wp:cNvGraphicFramePr>
+            <a:graphic xmlns:a="http://schemas.openxmlformats.org/drawingml/2006/main">
+              <a:graphicData uri="http://schemas.openxmlformats.org/drawingml/2006/picture">
+                <pic:pic xmlns:pic="http://schemas.openxmlformats.org/drawingml/2006/picture">
+                  <pic:nvPicPr>
+                    <pic:cNvPr id="733132437" name=""/>
+                    <pic:cNvPicPr/>
+                  </pic:nvPicPr>
+                  <pic:blipFill>
+                    <a:blip r:embed="rId11"/>
+                    <a:stretch>
+                      <a:fillRect/>
+                    </a:stretch>
+                  </pic:blipFill>
+                  <pic:spPr>
+                    <a:xfrm>
+                      <a:off x="0" y="0"/>
+                      <a:ext cx="5400040" cy="1316990"/>
+                    </a:xfrm>
+                    <a:prstGeom prst="rect">
+                      <a:avLst/>
+                    </a:prstGeom>
+                  </pic:spPr>
+                </pic:pic>
+              </a:graphicData>
+            </a:graphic>
+          </wp:inline>
+        </w:drawing>
+      </w:r>
+    </w:p>
+    <w:p>
+      <w:pPr>
+        <w:pStyle w:val="SemEspaamento"/>
+        <w:spacing w:line="276" w:lineRule="auto"/>
+      </w:pPr>
+    </w:p>
+    <w:p>
+      <w:pPr>
+        <w:pStyle w:val="SemEspaamento"/>
+        <w:spacing w:line="276" w:lineRule="auto"/>
+      </w:pPr>
+      <w:r>
+        <w:t xml:space="preserve">Confirmando a instalação: </w:t>
+      </w:r>
+      <w:proofErr w:type="spellStart"/>
+      <w:r>
+        <w:t>openssl</w:t>
+      </w:r>
+      <w:proofErr w:type="spellEnd"/>
+      <w:r>
+        <w:t xml:space="preserve"> </w:t>
+      </w:r>
+      <w:proofErr w:type="spellStart"/>
+      <w:r>
+        <w:t>version</w:t>
+      </w:r>
+      <w:proofErr w:type="spellEnd"/>
+      <w:r>
+        <w:t>:</w:t>
+      </w:r>
+    </w:p>
+    <w:p>
+      <w:pPr>
+        <w:pStyle w:val="SemEspaamento"/>
+        <w:spacing w:line="276" w:lineRule="auto"/>
+      </w:pPr>
+      <w:r>
+        <w:drawing>
+          <wp:inline distT="0" distB="0" distL="0" distR="0" wp14:anchorId="25696C64" wp14:editId="58700355">
+            <wp:extent cx="3977985" cy="281964"/>
+            <wp:effectExtent l="0" t="0" r="3810" b="3810"/>
+            <wp:docPr id="811829626" name="Imagem 1"/>
+            <wp:cNvGraphicFramePr>
+              <a:graphicFrameLocks xmlns:a="http://schemas.openxmlformats.org/drawingml/2006/main" noChangeAspect="1"/>
+            </wp:cNvGraphicFramePr>
+            <a:graphic xmlns:a="http://schemas.openxmlformats.org/drawingml/2006/main">
+              <a:graphicData uri="http://schemas.openxmlformats.org/drawingml/2006/picture">
+                <pic:pic xmlns:pic="http://schemas.openxmlformats.org/drawingml/2006/picture">
+                  <pic:nvPicPr>
+                    <pic:cNvPr id="811829626" name=""/>
+                    <pic:cNvPicPr/>
+                  </pic:nvPicPr>
+                  <pic:blipFill>
+                    <a:blip r:embed="rId12"/>
+                    <a:stretch>
+                      <a:fillRect/>
+                    </a:stretch>
+                  </pic:blipFill>
+                  <pic:spPr>
+                    <a:xfrm>
+                      <a:off x="0" y="0"/>
+                      <a:ext cx="3977985" cy="281964"/>
+                    </a:xfrm>
+                    <a:prstGeom prst="rect">
+                      <a:avLst/>
+                    </a:prstGeom>
+                  </pic:spPr>
+                </pic:pic>
+              </a:graphicData>
+            </a:graphic>
+          </wp:inline>
+        </w:drawing>
+      </w:r>
+    </w:p>
+    <w:p>
+      <w:pPr>
+        <w:pStyle w:val="SemEspaamento"/>
+        <w:spacing w:line="276" w:lineRule="auto"/>
+      </w:pPr>
+    </w:p>
+    <w:p>
+      <w:pPr>
+        <w:pStyle w:val="SemEspaamento"/>
+        <w:spacing w:line="276" w:lineRule="auto"/>
+        <w:jc w:val="both"/>
         <w:rPr>
           <w:rStyle w:val="Forte"/>
           <w:b w:val="0"/>
@@ -1186,12 +1260,51 @@
         </w:rPr>
       </w:pPr>
       <w:r>
+        <w:t xml:space="preserve">E só com o </w:t>
+      </w:r>
+      <w:proofErr w:type="spellStart"/>
+      <w:r>
+        <w:t>openssl</w:t>
+      </w:r>
+      <w:proofErr w:type="spellEnd"/>
+      <w:r>
+        <w:t xml:space="preserve"> instalado u</w:t>
+      </w:r>
+      <w:r>
+        <w:t xml:space="preserve">sar o Comando para gerar certificado SSL </w:t>
+      </w:r>
+      <w:proofErr w:type="spellStart"/>
+      <w:r>
+        <w:t>autoassinado</w:t>
+      </w:r>
+      <w:proofErr w:type="spellEnd"/>
+      <w:r>
+        <w:t xml:space="preserve"> para </w:t>
+      </w:r>
+      <w:proofErr w:type="spellStart"/>
+      <w:r>
+        <w:t>PostgreSQL</w:t>
+      </w:r>
+      <w:proofErr w:type="spellEnd"/>
+      <w:r>
+        <w:t xml:space="preserve"> no Windows</w:t>
+      </w:r>
+      <w:r>
+        <w:t xml:space="preserve"> </w:t>
+      </w:r>
+      <w:r>
+        <w:t>com um ano de validade</w:t>
+      </w:r>
+      <w:r>
+        <w:t xml:space="preserve">: </w:t>
+      </w:r>
+      <w:r>
         <w:rPr>
           <w:rStyle w:val="Forte"/>
           <w:b w:val="0"/>
           <w:bCs w:val="0"/>
         </w:rPr>
-        <w:t xml:space="preserve">ALTER USER </w:t>
+        <w:t xml:space="preserve">"C:\Program Files\OpenSSL-Win64\bin\openssl.exe" </w:t>
       </w:r>
       <w:proofErr w:type="spellStart"/>
       <w:r>
@@ -1200,7 +1313,7 @@
           <w:b w:val="0"/>
           <w:bCs w:val="0"/>
         </w:rPr>
-        <w:t>postgres</w:t>
+        <w:t>req</w:t>
       </w:r>
       <w:proofErr w:type="spellEnd"/>
       <w:r>
@@ -1209,6 +1322,1084 @@
           <w:b w:val="0"/>
           <w:bCs w:val="0"/>
         </w:rPr>
+        <w:t xml:space="preserve"> -</w:t>
+      </w:r>
+      <w:proofErr w:type="spellStart"/>
+      <w:r>
+        <w:rPr>
+          <w:rStyle w:val="Forte"/>
+          <w:b w:val="0"/>
+          <w:bCs w:val="0"/>
+        </w:rPr>
+        <w:t>new</w:t>
+      </w:r>
+      <w:proofErr w:type="spellEnd"/>
+      <w:r>
+        <w:rPr>
+          <w:rStyle w:val="Forte"/>
+          <w:b w:val="0"/>
+          <w:bCs w:val="0"/>
+        </w:rPr>
+        <w:t xml:space="preserve"> -x509 -</w:t>
+      </w:r>
+      <w:proofErr w:type="spellStart"/>
+      <w:r>
+        <w:rPr>
+          <w:rStyle w:val="Forte"/>
+          <w:b w:val="0"/>
+          <w:bCs w:val="0"/>
+        </w:rPr>
+        <w:t>days</w:t>
+      </w:r>
+      <w:proofErr w:type="spellEnd"/>
+      <w:r>
+        <w:rPr>
+          <w:rStyle w:val="Forte"/>
+          <w:b w:val="0"/>
+          <w:bCs w:val="0"/>
+        </w:rPr>
+        <w:t xml:space="preserve"> 365 -nodes -</w:t>
+      </w:r>
+      <w:proofErr w:type="spellStart"/>
+      <w:r>
+        <w:rPr>
+          <w:rStyle w:val="Forte"/>
+          <w:b w:val="0"/>
+          <w:bCs w:val="0"/>
+        </w:rPr>
+        <w:t>text</w:t>
+      </w:r>
+      <w:proofErr w:type="spellEnd"/>
+      <w:r>
+        <w:rPr>
+          <w:rStyle w:val="Forte"/>
+          <w:b w:val="0"/>
+          <w:bCs w:val="0"/>
+        </w:rPr>
+        <w:t xml:space="preserve"> -out "C:\Program Files\</w:t>
+      </w:r>
+      <w:proofErr w:type="spellStart"/>
+      <w:r>
+        <w:rPr>
+          <w:rStyle w:val="Forte"/>
+          <w:b w:val="0"/>
+          <w:bCs w:val="0"/>
+        </w:rPr>
+        <w:t>PostgreSQL</w:t>
+      </w:r>
+      <w:proofErr w:type="spellEnd"/>
+      <w:r>
+        <w:rPr>
+          <w:rStyle w:val="Forte"/>
+          <w:b w:val="0"/>
+          <w:bCs w:val="0"/>
+        </w:rPr>
+        <w:t>\18\data\server.crt" -</w:t>
+      </w:r>
+      <w:proofErr w:type="spellStart"/>
+      <w:r>
+        <w:rPr>
+          <w:rStyle w:val="Forte"/>
+          <w:b w:val="0"/>
+          <w:bCs w:val="0"/>
+        </w:rPr>
+        <w:t>keyout</w:t>
+      </w:r>
+      <w:proofErr w:type="spellEnd"/>
+      <w:r>
+        <w:rPr>
+          <w:rStyle w:val="Forte"/>
+          <w:b w:val="0"/>
+          <w:bCs w:val="0"/>
+        </w:rPr>
+        <w:t xml:space="preserve"> "C:\Program Files\</w:t>
+      </w:r>
+      <w:proofErr w:type="spellStart"/>
+      <w:r>
+        <w:rPr>
+          <w:rStyle w:val="Forte"/>
+          <w:b w:val="0"/>
+          <w:bCs w:val="0"/>
+        </w:rPr>
+        <w:t>PostgreSQL</w:t>
+      </w:r>
+      <w:proofErr w:type="spellEnd"/>
+      <w:r>
+        <w:rPr>
+          <w:rStyle w:val="Forte"/>
+          <w:b w:val="0"/>
+          <w:bCs w:val="0"/>
+        </w:rPr>
+        <w:t>\18\data\</w:t>
+      </w:r>
+      <w:proofErr w:type="spellStart"/>
+      <w:r>
+        <w:rPr>
+          <w:rStyle w:val="Forte"/>
+          <w:b w:val="0"/>
+          <w:bCs w:val="0"/>
+        </w:rPr>
+        <w:t>server.key</w:t>
+      </w:r>
+      <w:proofErr w:type="spellEnd"/>
+      <w:r>
+        <w:rPr>
+          <w:rStyle w:val="Forte"/>
+          <w:b w:val="0"/>
+          <w:bCs w:val="0"/>
+        </w:rPr>
+        <w:t>"</w:t>
+      </w:r>
+    </w:p>
+    <w:p>
+      <w:pPr>
+        <w:pStyle w:val="SemEspaamento"/>
+        <w:spacing w:line="276" w:lineRule="auto"/>
+        <w:ind w:left="0" w:firstLine="0"/>
+        <w:rPr>
+          <w:rStyle w:val="Forte"/>
+        </w:rPr>
+      </w:pPr>
+      <w:r>
+        <w:rPr>
+          <w:b/>
+          <w:bCs/>
+          <w:noProof/>
+        </w:rPr>
+        <w:drawing>
+          <wp:inline distT="0" distB="0" distL="0" distR="0" wp14:anchorId="784D4F36" wp14:editId="3300472B">
+            <wp:extent cx="5400040" cy="2562225"/>
+            <wp:effectExtent l="0" t="0" r="0" b="9525"/>
+            <wp:docPr id="1462875628" name="Imagem 1"/>
+            <wp:cNvGraphicFramePr>
+              <a:graphicFrameLocks xmlns:a="http://schemas.openxmlformats.org/drawingml/2006/main" noChangeAspect="1"/>
+            </wp:cNvGraphicFramePr>
+            <a:graphic xmlns:a="http://schemas.openxmlformats.org/drawingml/2006/main">
+              <a:graphicData uri="http://schemas.openxmlformats.org/drawingml/2006/picture">
+                <pic:pic xmlns:pic="http://schemas.openxmlformats.org/drawingml/2006/picture">
+                  <pic:nvPicPr>
+                    <pic:cNvPr id="1462875628" name="Imagem 1462875628"/>
+                    <pic:cNvPicPr/>
+                  </pic:nvPicPr>
+                  <pic:blipFill>
+                    <a:blip r:embed="rId13">
+                      <a:extLst>
+                        <a:ext uri="{28A0092B-C50C-407E-A947-70E740481C1C}">
+                          <a14:useLocalDpi xmlns:a14="http://schemas.microsoft.com/office/drawing/2010/main" val="0"/>
+                        </a:ext>
+                      </a:extLst>
+                    </a:blip>
+                    <a:stretch>
+                      <a:fillRect/>
+                    </a:stretch>
+                  </pic:blipFill>
+                  <pic:spPr>
+                    <a:xfrm>
+                      <a:off x="0" y="0"/>
+                      <a:ext cx="5400040" cy="2562225"/>
+                    </a:xfrm>
+                    <a:prstGeom prst="rect">
+                      <a:avLst/>
+                    </a:prstGeom>
+                  </pic:spPr>
+                </pic:pic>
+              </a:graphicData>
+            </a:graphic>
+          </wp:inline>
+        </w:drawing>
+      </w:r>
+    </w:p>
+    <w:p>
+      <w:pPr>
+        <w:pStyle w:val="SemEspaamento"/>
+        <w:spacing w:line="276" w:lineRule="auto"/>
+        <w:ind w:left="0" w:firstLine="0"/>
+        <w:rPr>
+          <w:rStyle w:val="Forte"/>
+        </w:rPr>
+      </w:pPr>
+    </w:p>
+    <w:p>
+      <w:pPr>
+        <w:pStyle w:val="SemEspaamento"/>
+        <w:spacing w:line="276" w:lineRule="auto"/>
+        <w:jc w:val="both"/>
+      </w:pPr>
+      <w:r>
+        <w:t>O</w:t>
+      </w:r>
+      <w:r>
+        <w:t xml:space="preserve"> comando acima gera um certificado SSL </w:t>
+      </w:r>
+      <w:proofErr w:type="spellStart"/>
+      <w:r>
+        <w:t>autoassinado</w:t>
+      </w:r>
+      <w:proofErr w:type="spellEnd"/>
+      <w:r>
+        <w:t xml:space="preserve"> válido por 365 dias e salva os arquivos server.crt e </w:t>
+      </w:r>
+      <w:proofErr w:type="spellStart"/>
+      <w:r>
+        <w:t>server.key</w:t>
+      </w:r>
+      <w:proofErr w:type="spellEnd"/>
+      <w:r>
+        <w:t xml:space="preserve"> no diretório de dados do </w:t>
+      </w:r>
+      <w:proofErr w:type="spellStart"/>
+      <w:r>
+        <w:t>PostgreSQL</w:t>
+      </w:r>
+      <w:proofErr w:type="spellEnd"/>
+      <w:r>
+        <w:t>.</w:t>
+      </w:r>
+    </w:p>
+    <w:p>
+      <w:pPr>
+        <w:pStyle w:val="SemEspaamento"/>
+        <w:spacing w:line="276" w:lineRule="auto"/>
+        <w:ind w:left="0" w:firstLine="0"/>
+        <w:rPr>
+          <w:rStyle w:val="Forte"/>
+        </w:rPr>
+      </w:pPr>
+      <w:r>
+        <w:rPr>
+          <w:rStyle w:val="Forte"/>
+        </w:rPr>
+        <w:lastRenderedPageBreak/>
+        <w:drawing>
+          <wp:inline distT="0" distB="0" distL="0" distR="0" wp14:anchorId="754121AE" wp14:editId="22315387">
+            <wp:extent cx="5400040" cy="1503680"/>
+            <wp:effectExtent l="0" t="0" r="0" b="1270"/>
+            <wp:docPr id="1021557188" name="Imagem 1"/>
+            <wp:cNvGraphicFramePr>
+              <a:graphicFrameLocks xmlns:a="http://schemas.openxmlformats.org/drawingml/2006/main" noChangeAspect="1"/>
+            </wp:cNvGraphicFramePr>
+            <a:graphic xmlns:a="http://schemas.openxmlformats.org/drawingml/2006/main">
+              <a:graphicData uri="http://schemas.openxmlformats.org/drawingml/2006/picture">
+                <pic:pic xmlns:pic="http://schemas.openxmlformats.org/drawingml/2006/picture">
+                  <pic:nvPicPr>
+                    <pic:cNvPr id="1021557188" name=""/>
+                    <pic:cNvPicPr/>
+                  </pic:nvPicPr>
+                  <pic:blipFill>
+                    <a:blip r:embed="rId14"/>
+                    <a:stretch>
+                      <a:fillRect/>
+                    </a:stretch>
+                  </pic:blipFill>
+                  <pic:spPr>
+                    <a:xfrm>
+                      <a:off x="0" y="0"/>
+                      <a:ext cx="5400040" cy="1503680"/>
+                    </a:xfrm>
+                    <a:prstGeom prst="rect">
+                      <a:avLst/>
+                    </a:prstGeom>
+                  </pic:spPr>
+                </pic:pic>
+              </a:graphicData>
+            </a:graphic>
+          </wp:inline>
+        </w:drawing>
+      </w:r>
+    </w:p>
+    <w:p>
+      <w:pPr>
+        <w:pStyle w:val="SemEspaamento"/>
+        <w:spacing w:line="276" w:lineRule="auto"/>
+        <w:ind w:left="0" w:firstLine="0"/>
+        <w:rPr>
+          <w:rStyle w:val="Forte"/>
+        </w:rPr>
+      </w:pPr>
+    </w:p>
+    <w:p>
+      <w:pPr>
+        <w:pStyle w:val="SemEspaamento"/>
+        <w:spacing w:line="276" w:lineRule="auto"/>
+        <w:rPr>
+          <w:b/>
+          <w:bCs/>
+        </w:rPr>
+      </w:pPr>
+    </w:p>
+    <w:p>
+      <w:pPr>
+        <w:pStyle w:val="SemEspaamento"/>
+        <w:spacing w:line="276" w:lineRule="auto"/>
+        <w:rPr>
+          <w:b/>
+          <w:bCs/>
+        </w:rPr>
+      </w:pPr>
+      <w:r>
+        <w:rPr>
+          <w:b/>
+          <w:bCs/>
+        </w:rPr>
+        <w:t xml:space="preserve">Ao fazer isso o serviço </w:t>
+      </w:r>
+      <w:proofErr w:type="spellStart"/>
+      <w:r>
+        <w:rPr>
+          <w:b/>
+          <w:bCs/>
+        </w:rPr>
+        <w:t>postgresql</w:t>
+      </w:r>
+      <w:proofErr w:type="spellEnd"/>
+      <w:r>
+        <w:rPr>
+          <w:b/>
+          <w:bCs/>
+        </w:rPr>
+        <w:t xml:space="preserve"> iniciou sem problemas</w:t>
+      </w:r>
+      <w:r>
+        <w:rPr>
+          <w:b/>
+          <w:bCs/>
+        </w:rPr>
+        <w:t>:</w:t>
+      </w:r>
+    </w:p>
+    <w:p>
+      <w:pPr>
+        <w:pStyle w:val="SemEspaamento"/>
+        <w:spacing w:line="276" w:lineRule="auto"/>
+        <w:rPr>
+          <w:b/>
+          <w:bCs/>
+        </w:rPr>
+      </w:pPr>
+    </w:p>
+    <w:p>
+      <w:pPr>
+        <w:pStyle w:val="SemEspaamento"/>
+        <w:spacing w:line="276" w:lineRule="auto"/>
+        <w:ind w:left="0" w:firstLine="0"/>
+        <w:rPr>
+          <w:b/>
+          <w:bCs/>
+        </w:rPr>
+      </w:pPr>
+      <w:r>
+        <w:rPr>
+          <w:b/>
+          <w:bCs/>
+          <w:noProof/>
+        </w:rPr>
+        <w:drawing>
+          <wp:inline distT="0" distB="0" distL="0" distR="0" wp14:anchorId="56A522E2" wp14:editId="043B87F6">
+            <wp:extent cx="5400040" cy="1203960"/>
+            <wp:effectExtent l="0" t="0" r="0" b="0"/>
+            <wp:docPr id="681459583" name="Imagem 2"/>
+            <wp:cNvGraphicFramePr>
+              <a:graphicFrameLocks xmlns:a="http://schemas.openxmlformats.org/drawingml/2006/main" noChangeAspect="1"/>
+            </wp:cNvGraphicFramePr>
+            <a:graphic xmlns:a="http://schemas.openxmlformats.org/drawingml/2006/main">
+              <a:graphicData uri="http://schemas.openxmlformats.org/drawingml/2006/picture">
+                <pic:pic xmlns:pic="http://schemas.openxmlformats.org/drawingml/2006/picture">
+                  <pic:nvPicPr>
+                    <pic:cNvPr id="681459583" name="Imagem 681459583"/>
+                    <pic:cNvPicPr/>
+                  </pic:nvPicPr>
+                  <pic:blipFill>
+                    <a:blip r:embed="rId15">
+                      <a:extLst>
+                        <a:ext uri="{28A0092B-C50C-407E-A947-70E740481C1C}">
+                          <a14:useLocalDpi xmlns:a14="http://schemas.microsoft.com/office/drawing/2010/main" val="0"/>
+                        </a:ext>
+                      </a:extLst>
+                    </a:blip>
+                    <a:stretch>
+                      <a:fillRect/>
+                    </a:stretch>
+                  </pic:blipFill>
+                  <pic:spPr>
+                    <a:xfrm>
+                      <a:off x="0" y="0"/>
+                      <a:ext cx="5400040" cy="1203960"/>
+                    </a:xfrm>
+                    <a:prstGeom prst="rect">
+                      <a:avLst/>
+                    </a:prstGeom>
+                  </pic:spPr>
+                </pic:pic>
+              </a:graphicData>
+            </a:graphic>
+          </wp:inline>
+        </w:drawing>
+      </w:r>
+    </w:p>
+    <w:p>
+      <w:pPr>
+        <w:pStyle w:val="SemEspaamento"/>
+        <w:spacing w:line="276" w:lineRule="auto"/>
+        <w:ind w:left="0" w:firstLine="0"/>
+        <w:rPr>
+          <w:b/>
+          <w:bCs/>
+        </w:rPr>
+      </w:pPr>
+    </w:p>
+    <w:p>
+      <w:pPr>
+        <w:pStyle w:val="SemEspaamento"/>
+        <w:spacing w:line="276" w:lineRule="auto"/>
+        <w:jc w:val="both"/>
+        <w:rPr>
+          <w:b/>
+          <w:bCs/>
+        </w:rPr>
+      </w:pPr>
+      <w:r>
+        <w:rPr>
+          <w:b/>
+          <w:bCs/>
+        </w:rPr>
+        <w:t>C</w:t>
+      </w:r>
+      <w:r>
+        <w:rPr>
+          <w:b/>
+          <w:bCs/>
+        </w:rPr>
+        <w:t xml:space="preserve">onfirmando que o </w:t>
+      </w:r>
+      <w:proofErr w:type="spellStart"/>
+      <w:r>
+        <w:rPr>
+          <w:b/>
+          <w:bCs/>
+        </w:rPr>
+        <w:t>PostgreSQL</w:t>
+      </w:r>
+      <w:proofErr w:type="spellEnd"/>
+      <w:r>
+        <w:rPr>
+          <w:b/>
+          <w:bCs/>
+        </w:rPr>
+        <w:t xml:space="preserve"> está funcionando corretamente com SSL habilitado</w:t>
+      </w:r>
+      <w:r>
+        <w:rPr>
+          <w:b/>
+          <w:bCs/>
+        </w:rPr>
+        <w:t xml:space="preserve"> usando o comando Show </w:t>
+      </w:r>
+      <w:proofErr w:type="spellStart"/>
+      <w:r>
+        <w:rPr>
+          <w:b/>
+          <w:bCs/>
+        </w:rPr>
+        <w:t>ssl</w:t>
+      </w:r>
+      <w:proofErr w:type="spellEnd"/>
+      <w:r>
+        <w:rPr>
+          <w:b/>
+          <w:bCs/>
+        </w:rPr>
+        <w:t>;</w:t>
+      </w:r>
+    </w:p>
+    <w:p>
+      <w:pPr>
+        <w:pStyle w:val="SemEspaamento"/>
+        <w:spacing w:line="276" w:lineRule="auto"/>
+        <w:jc w:val="both"/>
+        <w:rPr>
+          <w:b/>
+          <w:bCs/>
+        </w:rPr>
+      </w:pPr>
+    </w:p>
+    <w:p>
+      <w:pPr>
+        <w:pStyle w:val="SemEspaamento"/>
+        <w:spacing w:line="276" w:lineRule="auto"/>
+        <w:rPr>
+          <w:b/>
+          <w:bCs/>
+        </w:rPr>
+      </w:pPr>
+      <w:r>
+        <w:rPr>
+          <w:b/>
+          <w:bCs/>
+        </w:rPr>
+        <w:drawing>
+          <wp:inline distT="0" distB="0" distL="0" distR="0" wp14:anchorId="7D45155F" wp14:editId="1FD1A6F2">
+            <wp:extent cx="5400040" cy="2355215"/>
+            <wp:effectExtent l="0" t="0" r="0" b="6985"/>
+            <wp:docPr id="769912807" name="Imagem 1"/>
+            <wp:cNvGraphicFramePr>
+              <a:graphicFrameLocks xmlns:a="http://schemas.openxmlformats.org/drawingml/2006/main" noChangeAspect="1"/>
+            </wp:cNvGraphicFramePr>
+            <a:graphic xmlns:a="http://schemas.openxmlformats.org/drawingml/2006/main">
+              <a:graphicData uri="http://schemas.openxmlformats.org/drawingml/2006/picture">
+                <pic:pic xmlns:pic="http://schemas.openxmlformats.org/drawingml/2006/picture">
+                  <pic:nvPicPr>
+                    <pic:cNvPr id="769912807" name=""/>
+                    <pic:cNvPicPr/>
+                  </pic:nvPicPr>
+                  <pic:blipFill>
+                    <a:blip r:embed="rId16"/>
+                    <a:stretch>
+                      <a:fillRect/>
+                    </a:stretch>
+                  </pic:blipFill>
+                  <pic:spPr>
+                    <a:xfrm>
+                      <a:off x="0" y="0"/>
+                      <a:ext cx="5400040" cy="2355215"/>
+                    </a:xfrm>
+                    <a:prstGeom prst="rect">
+                      <a:avLst/>
+                    </a:prstGeom>
+                  </pic:spPr>
+                </pic:pic>
+              </a:graphicData>
+            </a:graphic>
+          </wp:inline>
+        </w:drawing>
+      </w:r>
+    </w:p>
+    <w:p>
+      <w:pPr>
+        <w:pStyle w:val="SemEspaamento"/>
+        <w:spacing w:line="276" w:lineRule="auto"/>
+        <w:ind w:left="0" w:firstLine="0"/>
+        <w:rPr>
+          <w:b/>
+          <w:bCs/>
+        </w:rPr>
+      </w:pPr>
+    </w:p>
+    <w:p>
+      <w:pPr>
+        <w:pStyle w:val="SemEspaamento"/>
+        <w:spacing w:line="276" w:lineRule="auto"/>
+        <w:ind w:left="0" w:firstLine="0"/>
+        <w:rPr>
+          <w:rStyle w:val="Forte"/>
+        </w:rPr>
+      </w:pPr>
+      <w:r>
+        <w:rPr>
+          <w:rStyle w:val="Forte"/>
+        </w:rPr>
+        <w:t>Justificação técnica:</w:t>
+      </w:r>
+    </w:p>
+    <w:p>
+      <w:pPr>
+        <w:pStyle w:val="SemEspaamento"/>
+      </w:pPr>
+    </w:p>
+    <w:p>
+      <w:pPr>
+        <w:pStyle w:val="SemEspaamento"/>
+      </w:pPr>
+      <w:r>
+        <w:t>Confidencialidade: garante que credenciais e dados transmitidos entre cliente e servidor estejam protegidos contra captura.</w:t>
+      </w:r>
+    </w:p>
+    <w:p>
+      <w:pPr>
+        <w:pStyle w:val="SemEspaamento"/>
+      </w:pPr>
+      <w:r>
+        <w:t>Autenticidade: assegura que o cliente se conecta ao servidor legítimo, evitando falsificação de identidade.</w:t>
+      </w:r>
+    </w:p>
+    <w:p>
+      <w:pPr>
+        <w:pStyle w:val="SemEspaamento"/>
+      </w:pPr>
+      <w:r>
+        <w:lastRenderedPageBreak/>
+        <w:t>Integridade: impede que pacotes sejam alterados durante a transmissão, preservando a consistência da informação.</w:t>
+      </w:r>
+    </w:p>
+    <w:p>
+      <w:pPr>
+        <w:pStyle w:val="SemEspaamento"/>
+      </w:pPr>
+      <w:r>
+        <w:t>Conformidade: atende requisitos legais e normativos internacionais de proteção de dados e segurança da informação.</w:t>
+      </w:r>
+    </w:p>
+    <w:p>
+      <w:pPr>
+        <w:pStyle w:val="SemEspaamento"/>
+      </w:pPr>
+      <w:r>
+        <w:t>Flexibilidade: permite configurar diferentes níveis de validação e segurança conforme o ambiente.</w:t>
+      </w:r>
+    </w:p>
+    <w:p>
+      <w:pPr>
+        <w:pStyle w:val="SemEspaamento"/>
+      </w:pPr>
+      <w:r>
+        <w:t xml:space="preserve">Em poucas palavras: SSL assegura que a comunicação entre cliente e servidor </w:t>
+      </w:r>
+      <w:proofErr w:type="spellStart"/>
+      <w:r>
+        <w:t>PostgreSQL</w:t>
+      </w:r>
+      <w:proofErr w:type="spellEnd"/>
+      <w:r>
+        <w:t xml:space="preserve"> seja segura, confiável e em conformidade com padrões internacionais.</w:t>
+      </w:r>
+    </w:p>
+    <w:p>
+      <w:pPr>
+        <w:pStyle w:val="SemEspaamento"/>
+        <w:spacing w:line="276" w:lineRule="auto"/>
+        <w:ind w:left="0" w:firstLine="0"/>
+        <w:rPr>
+          <w:rStyle w:val="Forte"/>
+        </w:rPr>
+      </w:pPr>
+    </w:p>
+    <w:p>
+      <w:pPr>
+        <w:pStyle w:val="SemEspaamento"/>
+        <w:spacing w:line="276" w:lineRule="auto"/>
+        <w:ind w:left="0" w:firstLine="0"/>
+        <w:rPr>
+          <w:rStyle w:val="Forte"/>
+        </w:rPr>
+      </w:pPr>
+      <w:r>
+        <w:rPr>
+          <w:rStyle w:val="Forte"/>
+        </w:rPr>
+        <w:t>Proteção das contas administrativas:</w:t>
+      </w:r>
+    </w:p>
+    <w:p>
+      <w:pPr>
+        <w:pStyle w:val="SemEspaamento"/>
+        <w:spacing w:line="276" w:lineRule="auto"/>
+        <w:ind w:left="0" w:firstLine="0"/>
+        <w:rPr>
+          <w:rStyle w:val="Forte"/>
+        </w:rPr>
+      </w:pPr>
+    </w:p>
+    <w:p>
+      <w:pPr>
+        <w:pStyle w:val="SemEspaamento"/>
+      </w:pPr>
+      <w:r>
+        <w:t xml:space="preserve">Evitar uso direto da conta </w:t>
+      </w:r>
+      <w:proofErr w:type="spellStart"/>
+      <w:r>
+        <w:t>postgres</w:t>
+      </w:r>
+      <w:proofErr w:type="spellEnd"/>
+      <w:r>
+        <w:t xml:space="preserve"> → criar contas administrativas específicas e reservar </w:t>
+      </w:r>
+      <w:proofErr w:type="spellStart"/>
+      <w:r>
+        <w:t>postgres</w:t>
+      </w:r>
+      <w:proofErr w:type="spellEnd"/>
+      <w:r>
+        <w:t xml:space="preserve"> apenas para manutenção inicial.</w:t>
+      </w:r>
+    </w:p>
+    <w:p>
+      <w:pPr>
+        <w:pStyle w:val="SemEspaamento"/>
+      </w:pPr>
+      <w:r>
+        <w:t xml:space="preserve">Autenticação forte → senhas complexas e únicas, com métodos modernos como SCRAM-SHA-256 no </w:t>
+      </w:r>
+      <w:proofErr w:type="spellStart"/>
+      <w:r>
+        <w:t>pg_hba.conf</w:t>
+      </w:r>
+      <w:proofErr w:type="spellEnd"/>
+      <w:r>
+        <w:t>.</w:t>
+      </w:r>
+    </w:p>
+    <w:p>
+      <w:pPr>
+        <w:pStyle w:val="SemEspaamento"/>
+      </w:pPr>
+      <w:r>
+        <w:t xml:space="preserve">Restringir acesso por IP → permitir conexões administrativas apenas de </w:t>
+      </w:r>
+      <w:proofErr w:type="spellStart"/>
+      <w:r>
+        <w:t>hosts</w:t>
+      </w:r>
+      <w:proofErr w:type="spellEnd"/>
+      <w:r>
+        <w:t xml:space="preserve"> confiáveis.</w:t>
+      </w:r>
+    </w:p>
+    <w:p>
+      <w:pPr>
+        <w:pStyle w:val="SemEspaamento"/>
+      </w:pPr>
+      <w:r>
+        <w:t>Obrigar uso de SSL/TLS → garantir que todas as conexões administrativas sejam cifradas.</w:t>
+      </w:r>
+    </w:p>
+    <w:p>
+      <w:pPr>
+        <w:pStyle w:val="SemEspaamento"/>
+      </w:pPr>
+      <w:r>
+        <w:t>Separação de funções → criar papéis distintos para administração, auditoria e operações diárias.</w:t>
+      </w:r>
+    </w:p>
+    <w:p>
+      <w:pPr>
+        <w:pStyle w:val="SemEspaamento"/>
+      </w:pPr>
+    </w:p>
+    <w:p>
+      <w:pPr>
+        <w:pStyle w:val="SemEspaamento"/>
+        <w:rPr>
+          <w:b/>
+          <w:bCs/>
+        </w:rPr>
+      </w:pPr>
+      <w:r>
+        <w:rPr>
+          <w:b/>
+          <w:bCs/>
+        </w:rPr>
+        <w:t xml:space="preserve">Auditoria e </w:t>
+      </w:r>
+      <w:proofErr w:type="spellStart"/>
+      <w:r>
+        <w:rPr>
+          <w:b/>
+          <w:bCs/>
+        </w:rPr>
+        <w:t>logging</w:t>
+      </w:r>
+      <w:proofErr w:type="spellEnd"/>
+      <w:r>
+        <w:rPr>
+          <w:b/>
+          <w:bCs/>
+        </w:rPr>
+        <w:t xml:space="preserve"> → ativar </w:t>
+      </w:r>
+      <w:proofErr w:type="spellStart"/>
+      <w:r>
+        <w:rPr>
+          <w:b/>
+          <w:bCs/>
+        </w:rPr>
+        <w:t>logs</w:t>
+      </w:r>
+      <w:proofErr w:type="spellEnd"/>
+      <w:r>
+        <w:rPr>
+          <w:b/>
+          <w:bCs/>
+        </w:rPr>
+        <w:t xml:space="preserve"> detalhados para monitorar acessos e comandos.</w:t>
+      </w:r>
+    </w:p>
+    <w:p>
+      <w:pPr>
+        <w:pStyle w:val="SemEspaamento"/>
+        <w:rPr>
+          <w:b/>
+          <w:bCs/>
+        </w:rPr>
+      </w:pPr>
+    </w:p>
+    <w:p>
+      <w:pPr>
+        <w:pStyle w:val="SemEspaamento"/>
+      </w:pPr>
+      <w:proofErr w:type="spellStart"/>
+      <w:r>
+        <w:t>log_statement</w:t>
+      </w:r>
+      <w:proofErr w:type="spellEnd"/>
+      <w:r>
+        <w:t xml:space="preserve"> = '</w:t>
+      </w:r>
+      <w:proofErr w:type="spellStart"/>
+      <w:r>
+        <w:t>all</w:t>
+      </w:r>
+      <w:proofErr w:type="spellEnd"/>
+      <w:r>
+        <w:t>'        # Registra todas as instruções SQL</w:t>
+      </w:r>
+    </w:p>
+    <w:p>
+      <w:pPr>
+        <w:pStyle w:val="SemEspaamento"/>
+      </w:pPr>
+      <w:r>
+        <w:drawing>
+          <wp:inline distT="0" distB="0" distL="0" distR="0" wp14:anchorId="07D2764C" wp14:editId="042DF360">
+            <wp:extent cx="5400040" cy="1448435"/>
+            <wp:effectExtent l="0" t="0" r="0" b="0"/>
+            <wp:docPr id="1255689955" name="Imagem 1"/>
+            <wp:cNvGraphicFramePr>
+              <a:graphicFrameLocks xmlns:a="http://schemas.openxmlformats.org/drawingml/2006/main" noChangeAspect="1"/>
+            </wp:cNvGraphicFramePr>
+            <a:graphic xmlns:a="http://schemas.openxmlformats.org/drawingml/2006/main">
+              <a:graphicData uri="http://schemas.openxmlformats.org/drawingml/2006/picture">
+                <pic:pic xmlns:pic="http://schemas.openxmlformats.org/drawingml/2006/picture">
+                  <pic:nvPicPr>
+                    <pic:cNvPr id="1255689955" name=""/>
+                    <pic:cNvPicPr/>
+                  </pic:nvPicPr>
+                  <pic:blipFill>
+                    <a:blip r:embed="rId17"/>
+                    <a:stretch>
+                      <a:fillRect/>
+                    </a:stretch>
+                  </pic:blipFill>
+                  <pic:spPr>
+                    <a:xfrm>
+                      <a:off x="0" y="0"/>
+                      <a:ext cx="5400040" cy="1448435"/>
+                    </a:xfrm>
+                    <a:prstGeom prst="rect">
+                      <a:avLst/>
+                    </a:prstGeom>
+                  </pic:spPr>
+                </pic:pic>
+              </a:graphicData>
+            </a:graphic>
+          </wp:inline>
+        </w:drawing>
+      </w:r>
+    </w:p>
+    <w:p>
+      <w:pPr>
+        <w:pStyle w:val="SemEspaamento"/>
+      </w:pPr>
+    </w:p>
+    <w:p>
+      <w:pPr>
+        <w:pStyle w:val="SemEspaamento"/>
+      </w:pPr>
+      <w:proofErr w:type="spellStart"/>
+      <w:r>
+        <w:t>log_connections</w:t>
+      </w:r>
+      <w:proofErr w:type="spellEnd"/>
+      <w:r>
+        <w:t xml:space="preserve"> = </w:t>
+      </w:r>
+      <w:proofErr w:type="spellStart"/>
+      <w:r>
+        <w:t>on</w:t>
+      </w:r>
+      <w:proofErr w:type="spellEnd"/>
+      <w:r>
+        <w:t xml:space="preserve">         # Registra cada conexão estabelecida</w:t>
+      </w:r>
+    </w:p>
+    <w:p>
+      <w:pPr>
+        <w:pStyle w:val="SemEspaamento"/>
+      </w:pPr>
+      <w:proofErr w:type="spellStart"/>
+      <w:r>
+        <w:t>log_disconnections</w:t>
+      </w:r>
+      <w:proofErr w:type="spellEnd"/>
+      <w:r>
+        <w:t xml:space="preserve"> = </w:t>
+      </w:r>
+      <w:proofErr w:type="spellStart"/>
+      <w:r>
+        <w:t>on</w:t>
+      </w:r>
+      <w:proofErr w:type="spellEnd"/>
+      <w:r>
+        <w:t xml:space="preserve">      # Registra cada desconexão</w:t>
+      </w:r>
+    </w:p>
+    <w:p>
+      <w:pPr>
+        <w:pStyle w:val="SemEspaamento"/>
+      </w:pPr>
+      <w:proofErr w:type="spellStart"/>
+      <w:r>
+        <w:t>log_duration</w:t>
+      </w:r>
+      <w:proofErr w:type="spellEnd"/>
+      <w:r>
+        <w:t xml:space="preserve"> = </w:t>
+      </w:r>
+      <w:proofErr w:type="spellStart"/>
+      <w:r>
+        <w:t>on</w:t>
+      </w:r>
+      <w:proofErr w:type="spellEnd"/>
+      <w:r>
+        <w:t xml:space="preserve">            # Registra tempo de execução das </w:t>
+      </w:r>
+      <w:proofErr w:type="spellStart"/>
+      <w:r>
+        <w:t>queries</w:t>
+      </w:r>
+      <w:proofErr w:type="spellEnd"/>
+    </w:p>
+    <w:p>
+      <w:pPr>
+        <w:pStyle w:val="SemEspaamento"/>
+      </w:pPr>
+    </w:p>
+    <w:p>
+      <w:pPr>
+        <w:pStyle w:val="SemEspaamento"/>
+      </w:pPr>
+      <w:r>
+        <w:lastRenderedPageBreak/>
+        <w:drawing>
+          <wp:inline distT="0" distB="0" distL="0" distR="0" wp14:anchorId="073D865D" wp14:editId="25C55BF5">
+            <wp:extent cx="5400040" cy="1869440"/>
+            <wp:effectExtent l="0" t="0" r="0" b="0"/>
+            <wp:docPr id="625407770" name="Imagem 1"/>
+            <wp:cNvGraphicFramePr>
+              <a:graphicFrameLocks xmlns:a="http://schemas.openxmlformats.org/drawingml/2006/main" noChangeAspect="1"/>
+            </wp:cNvGraphicFramePr>
+            <a:graphic xmlns:a="http://schemas.openxmlformats.org/drawingml/2006/main">
+              <a:graphicData uri="http://schemas.openxmlformats.org/drawingml/2006/picture">
+                <pic:pic xmlns:pic="http://schemas.openxmlformats.org/drawingml/2006/picture">
+                  <pic:nvPicPr>
+                    <pic:cNvPr id="625407770" name=""/>
+                    <pic:cNvPicPr/>
+                  </pic:nvPicPr>
+                  <pic:blipFill>
+                    <a:blip r:embed="rId18"/>
+                    <a:stretch>
+                      <a:fillRect/>
+                    </a:stretch>
+                  </pic:blipFill>
+                  <pic:spPr>
+                    <a:xfrm>
+                      <a:off x="0" y="0"/>
+                      <a:ext cx="5400040" cy="1869440"/>
+                    </a:xfrm>
+                    <a:prstGeom prst="rect">
+                      <a:avLst/>
+                    </a:prstGeom>
+                  </pic:spPr>
+                </pic:pic>
+              </a:graphicData>
+            </a:graphic>
+          </wp:inline>
+        </w:drawing>
+      </w:r>
+    </w:p>
+    <w:p>
+      <w:pPr>
+        <w:pStyle w:val="SemEspaamento"/>
+      </w:pPr>
+    </w:p>
+    <w:p>
+      <w:pPr>
+        <w:pStyle w:val="SemEspaamento"/>
+      </w:pPr>
+    </w:p>
+    <w:p>
+      <w:pPr>
+        <w:pStyle w:val="SemEspaamento"/>
+      </w:pPr>
+    </w:p>
+    <w:p>
+      <w:pPr>
+        <w:pStyle w:val="SemEspaamento"/>
+      </w:pPr>
+      <w:r>
+        <w:t xml:space="preserve">Princípio do menor privilégio → conceder apenas os privilégios necessários, evitando </w:t>
+      </w:r>
+      <w:proofErr w:type="spellStart"/>
+      <w:r>
+        <w:t>superusuários</w:t>
+      </w:r>
+      <w:proofErr w:type="spellEnd"/>
+      <w:r>
+        <w:t xml:space="preserve"> desnecessários.</w:t>
+      </w:r>
+    </w:p>
+    <w:p>
+      <w:pPr>
+        <w:pStyle w:val="SemEspaamento"/>
+      </w:pPr>
+      <w:r>
+        <w:t>Rotação periódica de senhas → alterar credenciais regularmente e revogar acessos não utilizados.</w:t>
+      </w:r>
+    </w:p>
+    <w:p>
+      <w:pPr>
+        <w:pStyle w:val="SemEspaamento"/>
+        <w:spacing w:line="276" w:lineRule="auto"/>
+        <w:ind w:left="0" w:firstLine="0"/>
+        <w:rPr>
+          <w:rStyle w:val="Forte"/>
+        </w:rPr>
+      </w:pPr>
+    </w:p>
+    <w:p>
+      <w:pPr>
+        <w:pStyle w:val="SemEspaamento"/>
+        <w:spacing w:line="276" w:lineRule="auto"/>
+        <w:ind w:left="0" w:firstLine="0"/>
+        <w:rPr>
+          <w:rStyle w:val="Forte"/>
+          <w:b w:val="0"/>
+          <w:bCs w:val="0"/>
+        </w:rPr>
+      </w:pPr>
+      <w:r>
+        <w:rPr>
+          <w:rStyle w:val="Forte"/>
+          <w:b w:val="0"/>
+          <w:bCs w:val="0"/>
+        </w:rPr>
+        <w:t xml:space="preserve">ALTER USER </w:t>
+      </w:r>
+      <w:proofErr w:type="spellStart"/>
+      <w:r>
+        <w:rPr>
+          <w:rStyle w:val="Forte"/>
+          <w:b w:val="0"/>
+          <w:bCs w:val="0"/>
+        </w:rPr>
+        <w:t>postgres</w:t>
+      </w:r>
+      <w:proofErr w:type="spellEnd"/>
+      <w:r>
+        <w:rPr>
+          <w:rStyle w:val="Forte"/>
+          <w:b w:val="0"/>
+          <w:bCs w:val="0"/>
+        </w:rPr>
         <w:t xml:space="preserve"> WITH PASSWORD 'PasswordSegura@2026';</w:t>
       </w:r>
     </w:p>
@@ -1235,101 +2426,83 @@
         <w:rPr>
           <w:rStyle w:val="Forte"/>
         </w:rPr>
-        <w:t>Desativação de serviços ou utilizadores desnecessários</w:t>
-      </w:r>
-      <w:r>
-        <w:rPr>
-          <w:rStyle w:val="Forte"/>
-        </w:rPr>
-        <w:t>:</w:t>
-      </w:r>
-    </w:p>
-    <w:p>
-      <w:pPr>
-        <w:pStyle w:val="SemEspaamento"/>
-        <w:spacing w:line="276" w:lineRule="auto"/>
-        <w:ind w:left="0" w:firstLine="0"/>
-        <w:rPr>
-          <w:rStyle w:val="Forte"/>
-        </w:rPr>
-      </w:pPr>
-    </w:p>
-    <w:p>
-      <w:pPr>
-        <w:pStyle w:val="SemEspaamento"/>
-        <w:spacing w:line="276" w:lineRule="auto"/>
-        <w:ind w:left="0" w:firstLine="0"/>
-        <w:rPr>
-          <w:rStyle w:val="Forte"/>
-        </w:rPr>
-      </w:pPr>
-    </w:p>
-    <w:p>
-      <w:pPr>
-        <w:pStyle w:val="SemEspaamento"/>
-        <w:spacing w:line="276" w:lineRule="auto"/>
-        <w:ind w:left="0" w:firstLine="0"/>
-        <w:rPr>
-          <w:rStyle w:val="Forte"/>
-        </w:rPr>
-      </w:pPr>
-      <w:r>
-        <w:rPr>
-          <w:rStyle w:val="Forte"/>
-        </w:rPr>
-        <w:t>Medidas aplicadas</w:t>
-      </w:r>
-      <w:r>
-        <w:rPr>
-          <w:rStyle w:val="Forte"/>
-        </w:rPr>
-        <w:t>:</w:t>
-      </w:r>
-    </w:p>
-    <w:p>
-      <w:pPr>
-        <w:pStyle w:val="SemEspaamento"/>
-        <w:spacing w:line="276" w:lineRule="auto"/>
-        <w:ind w:left="0" w:firstLine="0"/>
-        <w:rPr>
-          <w:rStyle w:val="Forte"/>
-        </w:rPr>
-      </w:pPr>
-    </w:p>
-    <w:p>
-      <w:pPr>
-        <w:pStyle w:val="SemEspaamento"/>
-        <w:spacing w:line="276" w:lineRule="auto"/>
-        <w:ind w:left="0" w:firstLine="0"/>
-        <w:rPr>
-          <w:rStyle w:val="Forte"/>
-        </w:rPr>
-      </w:pPr>
-    </w:p>
-    <w:p>
-      <w:pPr>
-        <w:pStyle w:val="SemEspaamento"/>
-        <w:spacing w:line="276" w:lineRule="auto"/>
-        <w:ind w:left="0" w:firstLine="0"/>
-        <w:rPr>
-          <w:rStyle w:val="Forte"/>
-        </w:rPr>
-      </w:pPr>
-      <w:r>
-        <w:rPr>
-          <w:rStyle w:val="Forte"/>
-        </w:rPr>
-        <w:t>Justificação técnica</w:t>
-      </w:r>
-      <w:r>
-        <w:rPr>
-          <w:rStyle w:val="Forte"/>
-        </w:rPr>
-        <w:t>:</w:t>
+        <w:t>Desativação de serviços ou utilizadores desnecessários:</w:t>
+      </w:r>
+    </w:p>
+    <w:p>
+      <w:pPr>
+        <w:pStyle w:val="SemEspaamento"/>
+        <w:spacing w:line="276" w:lineRule="auto"/>
+        <w:ind w:left="0" w:firstLine="0"/>
+        <w:rPr>
+          <w:rStyle w:val="Forte"/>
+        </w:rPr>
+      </w:pPr>
+    </w:p>
+    <w:p>
+      <w:pPr>
+        <w:pStyle w:val="SemEspaamento"/>
+        <w:spacing w:line="276" w:lineRule="auto"/>
+        <w:ind w:left="0" w:firstLine="0"/>
+        <w:rPr>
+          <w:rStyle w:val="Forte"/>
+        </w:rPr>
+      </w:pPr>
+    </w:p>
+    <w:p>
+      <w:pPr>
+        <w:pStyle w:val="SemEspaamento"/>
+        <w:spacing w:line="276" w:lineRule="auto"/>
+        <w:ind w:left="0" w:firstLine="0"/>
+        <w:rPr>
+          <w:rStyle w:val="Forte"/>
+        </w:rPr>
+      </w:pPr>
+      <w:r>
+        <w:rPr>
+          <w:rStyle w:val="Forte"/>
+        </w:rPr>
+        <w:t>Medidas aplicadas:</w:t>
+      </w:r>
+    </w:p>
+    <w:p>
+      <w:pPr>
+        <w:pStyle w:val="SemEspaamento"/>
+        <w:spacing w:line="276" w:lineRule="auto"/>
+        <w:ind w:left="0" w:firstLine="0"/>
+        <w:rPr>
+          <w:rStyle w:val="Forte"/>
+        </w:rPr>
+      </w:pPr>
+    </w:p>
+    <w:p>
+      <w:pPr>
+        <w:pStyle w:val="SemEspaamento"/>
+        <w:spacing w:line="276" w:lineRule="auto"/>
+        <w:ind w:left="0" w:firstLine="0"/>
+        <w:rPr>
+          <w:rStyle w:val="Forte"/>
+        </w:rPr>
+      </w:pPr>
+    </w:p>
+    <w:p>
+      <w:pPr>
+        <w:pStyle w:val="SemEspaamento"/>
+        <w:spacing w:line="276" w:lineRule="auto"/>
+        <w:ind w:left="0" w:firstLine="0"/>
+        <w:rPr>
+          <w:rStyle w:val="Forte"/>
+        </w:rPr>
+      </w:pPr>
+      <w:r>
+        <w:rPr>
+          <w:rStyle w:val="Forte"/>
+        </w:rPr>
+        <w:t>Justificação técnica:</w:t>
       </w:r>
     </w:p>
     <w:sectPr>
-      <w:headerReference w:type="default" r:id="rId11"/>
+      <w:headerReference w:type="default" r:id="rId19"/>
       <w:pgSz w:w="11906" w:h="16838"/>
       <w:pgMar w:top="1417" w:right="1701" w:bottom="1417" w:left="1701" w:header="708" w:footer="708" w:gutter="0"/>
       <w:cols w:space="708"/>
@@ -1579,6 +2752,231 @@
 <file path=word/numbering.xml><?xml version="1.0" encoding="utf-8"?>
 <w:numbering xmlns:wpc="http://schemas.microsoft.com/office/word/2010/wordprocessingCanvas" xmlns:cx="http://schemas.microsoft.com/office/drawing/2014/chartex" xmlns:cx1="http://schemas.microsoft.com/office/drawing/2015/9/8/chartex" xmlns:cx2="http://schemas.microsoft.com/office/drawing/2015/10/21/chartex" xmlns:cx3="http://schemas.microsoft.com/office/drawing/2016/5/9/chartex" xmlns:cx4="http://schemas.microsoft.com/office/drawing/2016/5/10/chartex" xmlns:cx5="http://schemas.microsoft.com/office/drawing/2016/5/11/chartex" xmlns:cx6="http://schemas.microsoft.com/office/drawing/2016/5/12/chartex" xmlns:cx7="http://schemas.microsoft.com/office/drawing/2016/5/13/chartex" xmlns:cx8="http://schemas.microsoft.com/office/drawing/2016/5/14/chartex" xmlns:mc="http://schemas.openxmlformats.org/markup-compatibility/2006" xmlns:aink="http://schemas.microsoft.com/office/drawing/2016/ink" xmlns:am3d="http://schemas.microsoft.com/office/drawing/2017/model3d" xmlns:o="urn:schemas-microsoft-com:office:office" xmlns:oel="http://schemas.microsoft.com/office/2019/extlst" xmlns:r="http://schemas.openxmlformats.org/officeDocument/2006/relationships" xmlns:m="http://schemas.openxmlformats.org/officeDocument/2006/math" xmlns:v="urn:schemas-microsoft-com:vml" xmlns:wp14="http://schemas.microsoft.com/office/word/2010/wordprocessingDrawing" xmlns:wp="http://schemas.openxmlformats.org/drawingml/2006/wordprocessingDrawing" xmlns:w10="urn:schemas-microsoft-com:office:word" xmlns:w="http://schemas.openxmlformats.org/wordprocessingml/2006/main" xmlns:w14="http://schemas.microsoft.com/office/word/2010/wordml" xmlns:w15="http://schemas.microsoft.com/office/word/2012/wordml" xmlns:w16cei="http://schemas.microsoft.com/office/word/2026/wordml/cei" xmlns:w16cex="http://schemas.microsoft.com/office/word/2018/wordml/cex" xmlns:w16cid="http://schemas.microsoft.com/office/word/2016/wordml/cid" xmlns:w16="http://schemas.microsoft.com/office/word/2018/wordml" xmlns:w16du="http://schemas.microsoft.com/office/word/2023/wordml/word16du" xmlns:w16sdtdh="http://schemas.microsoft.com/office/word/2020/wordml/sdtdatahash" xmlns:w16sdtfl="http://schemas.microsoft.com/office/word/2024/wordml/sdtformatlock" xmlns:w16se="http://schemas.microsoft.com/office/word/2015/wordml/symex" xmlns:wpg="http://schemas.microsoft.com/office/word/2010/wordprocessingGroup" xmlns:wpi="http://schemas.microsoft.com/office/word/2010/wordprocessingInk" xmlns:wne="http://schemas.microsoft.com/office/word/2006/wordml" xmlns:wps="http://schemas.microsoft.com/office/word/2010/wordprocessingShape" mc:Ignorable="w14 w15 w16se w16cid w16 w16cex w16sdtdh w16sdtfl w16du wp14">
   <w:abstractNum w:abstractNumId="0" w15:restartNumberingAfterBreak="0">
+    <w:nsid w:val="04380F03"/>
+    <w:multiLevelType w:val="hybridMultilevel"/>
+    <w:tmpl w:val="40BCCC48"/>
+    <w:lvl w:ilvl="0" w:tplc="08160001">
+      <w:start w:val="1"/>
+      <w:numFmt w:val="bullet"/>
+      <w:lvlText w:val=""/>
+      <w:lvlJc w:val="left"/>
+      <w:pPr>
+        <w:ind w:left="720" w:hanging="360"/>
+      </w:pPr>
+      <w:rPr>
+        <w:rFonts w:ascii="Symbol" w:hAnsi="Symbol" w:hint="default"/>
+      </w:rPr>
+    </w:lvl>
+    <w:lvl w:ilvl="1" w:tplc="08160003" w:tentative="1">
+      <w:start w:val="1"/>
+      <w:numFmt w:val="bullet"/>
+      <w:lvlText w:val="o"/>
+      <w:lvlJc w:val="left"/>
+      <w:pPr>
+        <w:ind w:left="1440" w:hanging="360"/>
+      </w:pPr>
+      <w:rPr>
+        <w:rFonts w:ascii="Courier New" w:hAnsi="Courier New" w:cs="Courier New" w:hint="default"/>
+      </w:rPr>
+    </w:lvl>
+    <w:lvl w:ilvl="2" w:tplc="08160005" w:tentative="1">
+      <w:start w:val="1"/>
+      <w:numFmt w:val="bullet"/>
+      <w:lvlText w:val=""/>
+      <w:lvlJc w:val="left"/>
+      <w:pPr>
+        <w:ind w:left="2160" w:hanging="360"/>
+      </w:pPr>
+      <w:rPr>
+        <w:rFonts w:ascii="Wingdings" w:hAnsi="Wingdings" w:hint="default"/>
+      </w:rPr>
+    </w:lvl>
+    <w:lvl w:ilvl="3" w:tplc="08160001" w:tentative="1">
+      <w:start w:val="1"/>
+      <w:numFmt w:val="bullet"/>
+      <w:lvlText w:val=""/>
+      <w:lvlJc w:val="left"/>
+      <w:pPr>
+        <w:ind w:left="2880" w:hanging="360"/>
+      </w:pPr>
+      <w:rPr>
+        <w:rFonts w:ascii="Symbol" w:hAnsi="Symbol" w:hint="default"/>
+      </w:rPr>
+    </w:lvl>
+    <w:lvl w:ilvl="4" w:tplc="08160003" w:tentative="1">
+      <w:start w:val="1"/>
+      <w:numFmt w:val="bullet"/>
+      <w:lvlText w:val="o"/>
+      <w:lvlJc w:val="left"/>
+      <w:pPr>
+        <w:ind w:left="3600" w:hanging="360"/>
+      </w:pPr>
+      <w:rPr>
+        <w:rFonts w:ascii="Courier New" w:hAnsi="Courier New" w:cs="Courier New" w:hint="default"/>
+      </w:rPr>
+    </w:lvl>
+    <w:lvl w:ilvl="5" w:tplc="08160005" w:tentative="1">
+      <w:start w:val="1"/>
+      <w:numFmt w:val="bullet"/>
+      <w:lvlText w:val=""/>
+      <w:lvlJc w:val="left"/>
+      <w:pPr>
+        <w:ind w:left="4320" w:hanging="360"/>
+      </w:pPr>
+      <w:rPr>
+        <w:rFonts w:ascii="Wingdings" w:hAnsi="Wingdings" w:hint="default"/>
+      </w:rPr>
+    </w:lvl>
+    <w:lvl w:ilvl="6" w:tplc="08160001" w:tentative="1">
+      <w:start w:val="1"/>
+      <w:numFmt w:val="bullet"/>
+      <w:lvlText w:val=""/>
+      <w:lvlJc w:val="left"/>
+      <w:pPr>
+        <w:ind w:left="5040" w:hanging="360"/>
+      </w:pPr>
+      <w:rPr>
+        <w:rFonts w:ascii="Symbol" w:hAnsi="Symbol" w:hint="default"/>
+      </w:rPr>
+    </w:lvl>
+    <w:lvl w:ilvl="7" w:tplc="08160003" w:tentative="1">
+      <w:start w:val="1"/>
+      <w:numFmt w:val="bullet"/>
+      <w:lvlText w:val="o"/>
+      <w:lvlJc w:val="left"/>
+      <w:pPr>
+        <w:ind w:left="5760" w:hanging="360"/>
+      </w:pPr>
+      <w:rPr>
+        <w:rFonts w:ascii="Courier New" w:hAnsi="Courier New" w:cs="Courier New" w:hint="default"/>
+      </w:rPr>
+    </w:lvl>
+    <w:lvl w:ilvl="8" w:tplc="08160005" w:tentative="1">
+      <w:start w:val="1"/>
+      <w:numFmt w:val="bullet"/>
+      <w:lvlText w:val=""/>
+      <w:lvlJc w:val="left"/>
+      <w:pPr>
+        <w:ind w:left="6480" w:hanging="360"/>
+      </w:pPr>
+      <w:rPr>
+        <w:rFonts w:ascii="Wingdings" w:hAnsi="Wingdings" w:hint="default"/>
+      </w:rPr>
+    </w:lvl>
+  </w:abstractNum>
+  <w:abstractNum w:abstractNumId="1" w15:restartNumberingAfterBreak="0">
+    <w:nsid w:val="0F4C76EB"/>
+    <w:multiLevelType w:val="hybridMultilevel"/>
+    <w:tmpl w:val="24308E90"/>
+    <w:lvl w:ilvl="0" w:tplc="D1B23EAE">
+      <w:numFmt w:val="bullet"/>
+      <w:lvlText w:val=""/>
+      <w:lvlJc w:val="left"/>
+      <w:pPr>
+        <w:ind w:left="720" w:hanging="360"/>
+      </w:pPr>
+      <w:rPr>
+        <w:rFonts w:ascii="Times New Roman" w:eastAsia="Century Gothic" w:hAnsi="Times New Roman" w:cs="Times New Roman" w:hint="default"/>
+      </w:rPr>
+    </w:lvl>
+    <w:lvl w:ilvl="1" w:tplc="08160003" w:tentative="1">
+      <w:start w:val="1"/>
+      <w:numFmt w:val="bullet"/>
+      <w:lvlText w:val="o"/>
+      <w:lvlJc w:val="left"/>
+      <w:pPr>
+        <w:ind w:left="1440" w:hanging="360"/>
+      </w:pPr>
+      <w:rPr>
+        <w:rFonts w:ascii="Courier New" w:hAnsi="Courier New" w:cs="Courier New" w:hint="default"/>
+      </w:rPr>
+    </w:lvl>
+    <w:lvl w:ilvl="2" w:tplc="08160005" w:tentative="1">
+      <w:start w:val="1"/>
+      <w:numFmt w:val="bullet"/>
+      <w:lvlText w:val=""/>
+      <w:lvlJc w:val="left"/>
+      <w:pPr>
+        <w:ind w:left="2160" w:hanging="360"/>
+      </w:pPr>
+      <w:rPr>
+        <w:rFonts w:ascii="Wingdings" w:hAnsi="Wingdings" w:hint="default"/>
+      </w:rPr>
+    </w:lvl>
+    <w:lvl w:ilvl="3" w:tplc="08160001" w:tentative="1">
+      <w:start w:val="1"/>
+      <w:numFmt w:val="bullet"/>
+      <w:lvlText w:val=""/>
+      <w:lvlJc w:val="left"/>
+      <w:pPr>
+        <w:ind w:left="2880" w:hanging="360"/>
+      </w:pPr>
+      <w:rPr>
+        <w:rFonts w:ascii="Symbol" w:hAnsi="Symbol" w:hint="default"/>
+      </w:rPr>
+    </w:lvl>
+    <w:lvl w:ilvl="4" w:tplc="08160003" w:tentative="1">
+      <w:start w:val="1"/>
+      <w:numFmt w:val="bullet"/>
+      <w:lvlText w:val="o"/>
+      <w:lvlJc w:val="left"/>
+      <w:pPr>
+        <w:ind w:left="3600" w:hanging="360"/>
+      </w:pPr>
+      <w:rPr>
+        <w:rFonts w:ascii="Courier New" w:hAnsi="Courier New" w:cs="Courier New" w:hint="default"/>
+      </w:rPr>
+    </w:lvl>
+    <w:lvl w:ilvl="5" w:tplc="08160005" w:tentative="1">
+      <w:start w:val="1"/>
+      <w:numFmt w:val="bullet"/>
+      <w:lvlText w:val=""/>
+      <w:lvlJc w:val="left"/>
+      <w:pPr>
+        <w:ind w:left="4320" w:hanging="360"/>
+      </w:pPr>
+      <w:rPr>
+        <w:rFonts w:ascii="Wingdings" w:hAnsi="Wingdings" w:hint="default"/>
+      </w:rPr>
+    </w:lvl>
+    <w:lvl w:ilvl="6" w:tplc="08160001" w:tentative="1">
+      <w:start w:val="1"/>
+      <w:numFmt w:val="bullet"/>
+      <w:lvlText w:val=""/>
+      <w:lvlJc w:val="left"/>
+      <w:pPr>
+        <w:ind w:left="5040" w:hanging="360"/>
+      </w:pPr>
+      <w:rPr>
+        <w:rFonts w:ascii="Symbol" w:hAnsi="Symbol" w:hint="default"/>
+      </w:rPr>
+    </w:lvl>
+    <w:lvl w:ilvl="7" w:tplc="08160003" w:tentative="1">
+      <w:start w:val="1"/>
+      <w:numFmt w:val="bullet"/>
+      <w:lvlText w:val="o"/>
+      <w:lvlJc w:val="left"/>
+      <w:pPr>
+        <w:ind w:left="5760" w:hanging="360"/>
+      </w:pPr>
+      <w:rPr>
+        <w:rFonts w:ascii="Courier New" w:hAnsi="Courier New" w:cs="Courier New" w:hint="default"/>
+      </w:rPr>
+    </w:lvl>
+    <w:lvl w:ilvl="8" w:tplc="08160005" w:tentative="1">
+      <w:start w:val="1"/>
+      <w:numFmt w:val="bullet"/>
+      <w:lvlText w:val=""/>
+      <w:lvlJc w:val="left"/>
+      <w:pPr>
+        <w:ind w:left="6480" w:hanging="360"/>
+      </w:pPr>
+      <w:rPr>
+        <w:rFonts w:ascii="Wingdings" w:hAnsi="Wingdings" w:hint="default"/>
+      </w:rPr>
+    </w:lvl>
+  </w:abstractNum>
+  <w:abstractNum w:abstractNumId="2" w15:restartNumberingAfterBreak="0">
     <w:nsid w:val="15F872FE"/>
     <w:multiLevelType w:val="hybridMultilevel"/>
     <w:tmpl w:val="B00AE424"/>
@@ -1691,7 +3089,7 @@
       </w:rPr>
     </w:lvl>
   </w:abstractNum>
-  <w:abstractNum w:abstractNumId="1" w15:restartNumberingAfterBreak="0">
+  <w:abstractNum w:abstractNumId="3" w15:restartNumberingAfterBreak="0">
     <w:nsid w:val="2A4C4E7B"/>
     <w:multiLevelType w:val="multilevel"/>
     <w:tmpl w:val="2AF08260"/>
@@ -1840,7 +3238,7 @@
       </w:rPr>
     </w:lvl>
   </w:abstractNum>
-  <w:abstractNum w:abstractNumId="2" w15:restartNumberingAfterBreak="0">
+  <w:abstractNum w:abstractNumId="4" w15:restartNumberingAfterBreak="0">
     <w:nsid w:val="2D35052B"/>
     <w:multiLevelType w:val="hybridMultilevel"/>
     <w:tmpl w:val="CCE2B854"/>
@@ -1953,7 +3351,7 @@
       </w:rPr>
     </w:lvl>
   </w:abstractNum>
-  <w:abstractNum w:abstractNumId="3" w15:restartNumberingAfterBreak="0">
+  <w:abstractNum w:abstractNumId="5" w15:restartNumberingAfterBreak="0">
     <w:nsid w:val="33EF1CB4"/>
     <w:multiLevelType w:val="multilevel"/>
     <w:tmpl w:val="D31C99C2"/>
@@ -2102,7 +3500,7 @@
       </w:rPr>
     </w:lvl>
   </w:abstractNum>
-  <w:abstractNum w:abstractNumId="4" w15:restartNumberingAfterBreak="0">
+  <w:abstractNum w:abstractNumId="6" w15:restartNumberingAfterBreak="0">
     <w:nsid w:val="3F270404"/>
     <w:multiLevelType w:val="multilevel"/>
     <w:tmpl w:val="847AB662"/>
@@ -2215,7 +3613,7 @@
       </w:pPr>
     </w:lvl>
   </w:abstractNum>
-  <w:abstractNum w:abstractNumId="5" w15:restartNumberingAfterBreak="0">
+  <w:abstractNum w:abstractNumId="7" w15:restartNumberingAfterBreak="0">
     <w:nsid w:val="5D6E077E"/>
     <w:multiLevelType w:val="multilevel"/>
     <w:tmpl w:val="3370C302"/>
@@ -2332,7 +3730,7 @@
       </w:pPr>
     </w:lvl>
   </w:abstractNum>
-  <w:abstractNum w:abstractNumId="6" w15:restartNumberingAfterBreak="0">
+  <w:abstractNum w:abstractNumId="8" w15:restartNumberingAfterBreak="0">
     <w:nsid w:val="66521D36"/>
     <w:multiLevelType w:val="hybridMultilevel"/>
     <w:tmpl w:val="C750D00E"/>
@@ -2445,26 +3843,184 @@
       </w:rPr>
     </w:lvl>
   </w:abstractNum>
+  <w:abstractNum w:abstractNumId="9" w15:restartNumberingAfterBreak="0">
+    <w:nsid w:val="669A7452"/>
+    <w:multiLevelType w:val="multilevel"/>
+    <w:tmpl w:val="6D12D10E"/>
+    <w:lvl w:ilvl="0">
+      <w:start w:val="1"/>
+      <w:numFmt w:val="bullet"/>
+      <w:lvlText w:val=""/>
+      <w:lvlJc w:val="left"/>
+      <w:pPr>
+        <w:tabs>
+          <w:tab w:val="num" w:pos="720"/>
+        </w:tabs>
+        <w:ind w:left="720" w:hanging="360"/>
+      </w:pPr>
+      <w:rPr>
+        <w:rFonts w:ascii="Symbol" w:hAnsi="Symbol" w:hint="default"/>
+        <w:sz w:val="20"/>
+      </w:rPr>
+    </w:lvl>
+    <w:lvl w:ilvl="1" w:tentative="1">
+      <w:start w:val="1"/>
+      <w:numFmt w:val="bullet"/>
+      <w:lvlText w:val="o"/>
+      <w:lvlJc w:val="left"/>
+      <w:pPr>
+        <w:tabs>
+          <w:tab w:val="num" w:pos="1440"/>
+        </w:tabs>
+        <w:ind w:left="1440" w:hanging="360"/>
+      </w:pPr>
+      <w:rPr>
+        <w:rFonts w:ascii="Courier New" w:hAnsi="Courier New" w:hint="default"/>
+        <w:sz w:val="20"/>
+      </w:rPr>
+    </w:lvl>
+    <w:lvl w:ilvl="2" w:tentative="1">
+      <w:start w:val="1"/>
+      <w:numFmt w:val="bullet"/>
+      <w:lvlText w:val=""/>
+      <w:lvlJc w:val="left"/>
+      <w:pPr>
+        <w:tabs>
+          <w:tab w:val="num" w:pos="2160"/>
+        </w:tabs>
+        <w:ind w:left="2160" w:hanging="360"/>
+      </w:pPr>
+      <w:rPr>
+        <w:rFonts w:ascii="Wingdings" w:hAnsi="Wingdings" w:hint="default"/>
+        <w:sz w:val="20"/>
+      </w:rPr>
+    </w:lvl>
+    <w:lvl w:ilvl="3" w:tentative="1">
+      <w:start w:val="1"/>
+      <w:numFmt w:val="bullet"/>
+      <w:lvlText w:val=""/>
+      <w:lvlJc w:val="left"/>
+      <w:pPr>
+        <w:tabs>
+          <w:tab w:val="num" w:pos="2880"/>
+        </w:tabs>
+        <w:ind w:left="2880" w:hanging="360"/>
+      </w:pPr>
+      <w:rPr>
+        <w:rFonts w:ascii="Wingdings" w:hAnsi="Wingdings" w:hint="default"/>
+        <w:sz w:val="20"/>
+      </w:rPr>
+    </w:lvl>
+    <w:lvl w:ilvl="4" w:tentative="1">
+      <w:start w:val="1"/>
+      <w:numFmt w:val="bullet"/>
+      <w:lvlText w:val=""/>
+      <w:lvlJc w:val="left"/>
+      <w:pPr>
+        <w:tabs>
+          <w:tab w:val="num" w:pos="3600"/>
+        </w:tabs>
+        <w:ind w:left="3600" w:hanging="360"/>
+      </w:pPr>
+      <w:rPr>
+        <w:rFonts w:ascii="Wingdings" w:hAnsi="Wingdings" w:hint="default"/>
+        <w:sz w:val="20"/>
+      </w:rPr>
+    </w:lvl>
+    <w:lvl w:ilvl="5" w:tentative="1">
+      <w:start w:val="1"/>
+      <w:numFmt w:val="bullet"/>
+      <w:lvlText w:val=""/>
+      <w:lvlJc w:val="left"/>
+      <w:pPr>
+        <w:tabs>
+          <w:tab w:val="num" w:pos="4320"/>
+        </w:tabs>
+        <w:ind w:left="4320" w:hanging="360"/>
+      </w:pPr>
+      <w:rPr>
+        <w:rFonts w:ascii="Wingdings" w:hAnsi="Wingdings" w:hint="default"/>
+        <w:sz w:val="20"/>
+      </w:rPr>
+    </w:lvl>
+    <w:lvl w:ilvl="6" w:tentative="1">
+      <w:start w:val="1"/>
+      <w:numFmt w:val="bullet"/>
+      <w:lvlText w:val=""/>
+      <w:lvlJc w:val="left"/>
+      <w:pPr>
+        <w:tabs>
+          <w:tab w:val="num" w:pos="5040"/>
+        </w:tabs>
+        <w:ind w:left="5040" w:hanging="360"/>
+      </w:pPr>
+      <w:rPr>
+        <w:rFonts w:ascii="Wingdings" w:hAnsi="Wingdings" w:hint="default"/>
+        <w:sz w:val="20"/>
+      </w:rPr>
+    </w:lvl>
+    <w:lvl w:ilvl="7" w:tentative="1">
+      <w:start w:val="1"/>
+      <w:numFmt w:val="bullet"/>
+      <w:lvlText w:val=""/>
+      <w:lvlJc w:val="left"/>
+      <w:pPr>
+        <w:tabs>
+          <w:tab w:val="num" w:pos="5760"/>
+        </w:tabs>
+        <w:ind w:left="5760" w:hanging="360"/>
+      </w:pPr>
+      <w:rPr>
+        <w:rFonts w:ascii="Wingdings" w:hAnsi="Wingdings" w:hint="default"/>
+        <w:sz w:val="20"/>
+      </w:rPr>
+    </w:lvl>
+    <w:lvl w:ilvl="8" w:tentative="1">
+      <w:start w:val="1"/>
+      <w:numFmt w:val="bullet"/>
+      <w:lvlText w:val=""/>
+      <w:lvlJc w:val="left"/>
+      <w:pPr>
+        <w:tabs>
+          <w:tab w:val="num" w:pos="6480"/>
+        </w:tabs>
+        <w:ind w:left="6480" w:hanging="360"/>
+      </w:pPr>
+      <w:rPr>
+        <w:rFonts w:ascii="Wingdings" w:hAnsi="Wingdings" w:hint="default"/>
+        <w:sz w:val="20"/>
+      </w:rPr>
+    </w:lvl>
+  </w:abstractNum>
   <w:num w:numId="1" w16cid:durableId="1526478735">
+    <w:abstractNumId w:val="7"/>
+  </w:num>
+  <w:num w:numId="2" w16cid:durableId="62721281">
+    <w:abstractNumId w:val="2"/>
+  </w:num>
+  <w:num w:numId="3" w16cid:durableId="1930968827">
+    <w:abstractNumId w:val="8"/>
+  </w:num>
+  <w:num w:numId="4" w16cid:durableId="368842460">
     <w:abstractNumId w:val="5"/>
   </w:num>
-  <w:num w:numId="2" w16cid:durableId="62721281">
+  <w:num w:numId="5" w16cid:durableId="357196463">
+    <w:abstractNumId w:val="3"/>
+  </w:num>
+  <w:num w:numId="6" w16cid:durableId="579289527">
+    <w:abstractNumId w:val="6"/>
+  </w:num>
+  <w:num w:numId="7" w16cid:durableId="682169302">
+    <w:abstractNumId w:val="4"/>
+  </w:num>
+  <w:num w:numId="8" w16cid:durableId="1475440909">
+    <w:abstractNumId w:val="9"/>
+  </w:num>
+  <w:num w:numId="9" w16cid:durableId="417212538">
     <w:abstractNumId w:val="0"/>
   </w:num>
-  <w:num w:numId="3" w16cid:durableId="1930968827">
-    <w:abstractNumId w:val="6"/>
-  </w:num>
-  <w:num w:numId="4" w16cid:durableId="368842460">
-    <w:abstractNumId w:val="3"/>
-  </w:num>
-  <w:num w:numId="5" w16cid:durableId="357196463">
+  <w:num w:numId="10" w16cid:durableId="640230437">
     <w:abstractNumId w:val="1"/>
-  </w:num>
-  <w:num w:numId="6" w16cid:durableId="579289527">
-    <w:abstractNumId w:val="4"/>
-  </w:num>
-  <w:num w:numId="7" w16cid:durableId="682169302">
-    <w:abstractNumId w:val="2"/>
   </w:num>
 </w:numbering>
 </file>

--- a/06_documentacao/Documentação Segurança Avançada.docx
+++ b/06_documentacao/Documentação Segurança Avançada.docx
@@ -580,6 +580,31 @@
         </w:rPr>
         <w:t>Restrições de acesso por IP:</w:t>
       </w:r>
+      <w:r>
+        <w:rPr>
+          <w:rStyle w:val="Forte"/>
+        </w:rPr>
+        <w:t xml:space="preserve"> </w:t>
+      </w:r>
+      <w:r>
+        <w:rPr>
+          <w:rStyle w:val="Forte"/>
+          <w:b w:val="0"/>
+          <w:bCs w:val="0"/>
+        </w:rPr>
+        <w:t>P</w:t>
+      </w:r>
+      <w:r>
+        <w:t xml:space="preserve">ermitir conexões administrativas apenas de </w:t>
+      </w:r>
+      <w:proofErr w:type="spellStart"/>
+      <w:r>
+        <w:t>hosts</w:t>
+      </w:r>
+      <w:proofErr w:type="spellEnd"/>
+      <w:r>
+        <w:t xml:space="preserve"> confiáveis.</w:t>
+      </w:r>
     </w:p>
     <w:p>
       <w:pPr>
@@ -591,15 +616,11 @@
         </w:rPr>
       </w:pPr>
       <w:r>
-        <w:rPr>
-          <w:rStyle w:val="Forte"/>
-          <w:noProof/>
-        </w:rPr>
         <w:drawing>
-          <wp:inline distT="0" distB="0" distL="0" distR="0" wp14:anchorId="217D0D56" wp14:editId="55756B24">
-            <wp:extent cx="5128704" cy="2682472"/>
-            <wp:effectExtent l="0" t="0" r="0" b="3810"/>
-            <wp:docPr id="1108375041" name="Imagem 1"/>
+          <wp:inline distT="0" distB="0" distL="0" distR="0" wp14:anchorId="4D481B42" wp14:editId="1CC582F9">
+            <wp:extent cx="5400040" cy="2270125"/>
+            <wp:effectExtent l="0" t="0" r="0" b="0"/>
+            <wp:docPr id="2126521203" name="Imagem 1"/>
             <wp:cNvGraphicFramePr>
               <a:graphicFrameLocks xmlns:a="http://schemas.openxmlformats.org/drawingml/2006/main" noChangeAspect="1"/>
             </wp:cNvGraphicFramePr>
@@ -607,11 +628,11 @@
               <a:graphicData uri="http://schemas.openxmlformats.org/drawingml/2006/picture">
                 <pic:pic xmlns:pic="http://schemas.openxmlformats.org/drawingml/2006/picture">
                   <pic:nvPicPr>
-                    <pic:cNvPr id="1108375041" name=""/>
+                    <pic:cNvPr id="479337656" name=""/>
                     <pic:cNvPicPr/>
                   </pic:nvPicPr>
                   <pic:blipFill>
-                    <a:blip r:embed="rId8"/>
+                    <a:blip r:embed="rId9"/>
                     <a:stretch>
                       <a:fillRect/>
                     </a:stretch>
@@ -619,7 +640,7 @@
                   <pic:spPr>
                     <a:xfrm>
                       <a:off x="0" y="0"/>
-                      <a:ext cx="5128704" cy="2682472"/>
+                      <a:ext cx="5400040" cy="2270125"/>
                     </a:xfrm>
                     <a:prstGeom prst="rect">
                       <a:avLst/>
@@ -655,6 +676,7 @@
         <w:rPr>
           <w:rStyle w:val="Forte"/>
         </w:rPr>
+        <w:lastRenderedPageBreak/>
         <w:t>Justificação técnica:</w:t>
       </w:r>
     </w:p>
@@ -808,7 +830,7 @@
                     <pic:cNvPicPr/>
                   </pic:nvPicPr>
                   <pic:blipFill>
-                    <a:blip r:embed="rId9"/>
+                    <a:blip r:embed="rId10"/>
                     <a:stretch>
                       <a:fillRect/>
                     </a:stretch>
@@ -973,7 +995,7 @@
                     <pic:cNvPicPr/>
                   </pic:nvPicPr>
                   <pic:blipFill>
-                    <a:blip r:embed="rId10"/>
+                    <a:blip r:embed="rId11"/>
                     <a:stretch>
                       <a:fillRect/>
                     </a:stretch>
@@ -1008,64 +1030,64 @@
           <w:b/>
           <w:bCs/>
         </w:rPr>
+        <w:t xml:space="preserve">Logo após definir o </w:t>
+      </w:r>
+      <w:proofErr w:type="spellStart"/>
+      <w:r>
+        <w:rPr>
+          <w:b/>
+          <w:bCs/>
+        </w:rPr>
+        <w:t>ssl</w:t>
+      </w:r>
+      <w:proofErr w:type="spellEnd"/>
+      <w:r>
+        <w:rPr>
+          <w:b/>
+          <w:bCs/>
+        </w:rPr>
+        <w:t xml:space="preserve"> como </w:t>
+      </w:r>
+      <w:proofErr w:type="spellStart"/>
+      <w:r>
+        <w:rPr>
+          <w:b/>
+          <w:bCs/>
+        </w:rPr>
+        <w:t>on</w:t>
+      </w:r>
+      <w:proofErr w:type="spellEnd"/>
+      <w:r>
+        <w:rPr>
+          <w:b/>
+          <w:bCs/>
+        </w:rPr>
+        <w:t xml:space="preserve"> o serviço do </w:t>
+      </w:r>
+      <w:proofErr w:type="spellStart"/>
+      <w:r>
+        <w:rPr>
+          <w:b/>
+          <w:bCs/>
+        </w:rPr>
+        <w:t>postgressql</w:t>
+      </w:r>
+      <w:proofErr w:type="spellEnd"/>
+      <w:r>
+        <w:rPr>
+          <w:b/>
+          <w:bCs/>
+        </w:rPr>
+        <w:t xml:space="preserve"> não inicia:</w:t>
+      </w:r>
+    </w:p>
+    <w:p>
+      <w:pPr>
+        <w:pStyle w:val="SemEspaamento"/>
+        <w:spacing w:line="276" w:lineRule="auto"/>
+      </w:pPr>
+      <w:r>
         <w:lastRenderedPageBreak/>
-        <w:t xml:space="preserve">Logo após definir o </w:t>
-      </w:r>
-      <w:proofErr w:type="spellStart"/>
-      <w:r>
-        <w:rPr>
-          <w:b/>
-          <w:bCs/>
-        </w:rPr>
-        <w:t>ssl</w:t>
-      </w:r>
-      <w:proofErr w:type="spellEnd"/>
-      <w:r>
-        <w:rPr>
-          <w:b/>
-          <w:bCs/>
-        </w:rPr>
-        <w:t xml:space="preserve"> como </w:t>
-      </w:r>
-      <w:proofErr w:type="spellStart"/>
-      <w:r>
-        <w:rPr>
-          <w:b/>
-          <w:bCs/>
-        </w:rPr>
-        <w:t>on</w:t>
-      </w:r>
-      <w:proofErr w:type="spellEnd"/>
-      <w:r>
-        <w:rPr>
-          <w:b/>
-          <w:bCs/>
-        </w:rPr>
-        <w:t xml:space="preserve"> o serviço do </w:t>
-      </w:r>
-      <w:proofErr w:type="spellStart"/>
-      <w:r>
-        <w:rPr>
-          <w:b/>
-          <w:bCs/>
-        </w:rPr>
-        <w:t>postgressql</w:t>
-      </w:r>
-      <w:proofErr w:type="spellEnd"/>
-      <w:r>
-        <w:rPr>
-          <w:b/>
-          <w:bCs/>
-        </w:rPr>
-        <w:t xml:space="preserve"> não inicia:</w:t>
-      </w:r>
-    </w:p>
-    <w:p>
-      <w:pPr>
-        <w:pStyle w:val="SemEspaamento"/>
-        <w:spacing w:line="276" w:lineRule="auto"/>
-      </w:pPr>
-      <w:r>
         <w:t xml:space="preserve">A causa do erro é que o </w:t>
       </w:r>
       <w:proofErr w:type="spellStart"/>
@@ -1147,7 +1169,7 @@
                     <pic:cNvPicPr/>
                   </pic:nvPicPr>
                   <pic:blipFill>
-                    <a:blip r:embed="rId11"/>
+                    <a:blip r:embed="rId12"/>
                     <a:stretch>
                       <a:fillRect/>
                     </a:stretch>
@@ -1221,7 +1243,7 @@
                     <pic:cNvPicPr/>
                   </pic:nvPicPr>
                   <pic:blipFill>
-                    <a:blip r:embed="rId12"/>
+                    <a:blip r:embed="rId13"/>
                     <a:stretch>
                       <a:fillRect/>
                     </a:stretch>
@@ -1482,7 +1504,7 @@
                     <pic:cNvPicPr/>
                   </pic:nvPicPr>
                   <pic:blipFill>
-                    <a:blip r:embed="rId13">
+                    <a:blip r:embed="rId14">
                       <a:extLst>
                         <a:ext uri="{28A0092B-C50C-407E-A947-70E740481C1C}">
                           <a14:useLocalDpi xmlns:a14="http://schemas.microsoft.com/office/drawing/2010/main" val="0"/>
@@ -1586,7 +1608,7 @@
                     <pic:cNvPicPr/>
                   </pic:nvPicPr>
                   <pic:blipFill>
-                    <a:blip r:embed="rId14"/>
+                    <a:blip r:embed="rId15"/>
                     <a:stretch>
                       <a:fillRect/>
                     </a:stretch>
@@ -1709,7 +1731,7 @@
                     <pic:cNvPicPr/>
                   </pic:nvPicPr>
                   <pic:blipFill>
-                    <a:blip r:embed="rId15">
+                    <a:blip r:embed="rId16">
                       <a:extLst>
                         <a:ext uri="{28A0092B-C50C-407E-A947-70E740481C1C}">
                           <a14:useLocalDpi xmlns:a14="http://schemas.microsoft.com/office/drawing/2010/main" val="0"/>
@@ -1852,7 +1874,7 @@
                     <pic:cNvPicPr/>
                   </pic:nvPicPr>
                   <pic:blipFill>
-                    <a:blip r:embed="rId16"/>
+                    <a:blip r:embed="rId17"/>
                     <a:stretch>
                       <a:fillRect/>
                     </a:stretch>
@@ -1981,12 +2003,6 @@
           <w:rStyle w:val="Forte"/>
         </w:rPr>
       </w:pPr>
-      <w:r>
-        <w:rPr>
-          <w:rStyle w:val="Forte"/>
-        </w:rPr>
-        <w:t>Proteção das contas administrativas:</w:t>
-      </w:r>
     </w:p>
     <w:p>
       <w:pPr>
@@ -1997,6 +2013,22 @@
           <w:rStyle w:val="Forte"/>
         </w:rPr>
       </w:pPr>
+      <w:r>
+        <w:rPr>
+          <w:rStyle w:val="Forte"/>
+        </w:rPr>
+        <w:t>Proteção das contas administrativas</w:t>
+      </w:r>
+    </w:p>
+    <w:p>
+      <w:pPr>
+        <w:pStyle w:val="SemEspaamento"/>
+        <w:spacing w:line="276" w:lineRule="auto"/>
+        <w:ind w:left="0" w:firstLine="0"/>
+        <w:rPr>
+          <w:rStyle w:val="Forte"/>
+        </w:rPr>
+      </w:pPr>
     </w:p>
     <w:p>
       <w:pPr>
@@ -2011,7 +2043,13 @@
       </w:r>
       <w:proofErr w:type="spellEnd"/>
       <w:r>
-        <w:t xml:space="preserve"> → criar contas administrativas específicas e reservar </w:t>
+        <w:t xml:space="preserve"> → cria</w:t>
+      </w:r>
+      <w:r>
+        <w:t>ndo</w:t>
+      </w:r>
+      <w:r>
+        <w:t xml:space="preserve"> contas administrativas específicas e reservar </w:t>
       </w:r>
       <w:proofErr w:type="spellStart"/>
       <w:r>
@@ -2026,15 +2064,41 @@
       <w:pPr>
         <w:pStyle w:val="SemEspaamento"/>
       </w:pPr>
-      <w:r>
+    </w:p>
+    <w:p>
+      <w:pPr>
+        <w:pStyle w:val="SemEspaamento"/>
+      </w:pPr>
+    </w:p>
+    <w:p>
+      <w:pPr>
+        <w:pStyle w:val="SemEspaamento"/>
+        <w:rPr>
+          <w:b/>
+          <w:bCs/>
+        </w:rPr>
+      </w:pPr>
+      <w:r>
+        <w:rPr>
+          <w:b/>
+          <w:bCs/>
+        </w:rPr>
         <w:t xml:space="preserve">Autenticação forte → senhas complexas e únicas, com métodos modernos como SCRAM-SHA-256 no </w:t>
       </w:r>
       <w:proofErr w:type="spellStart"/>
       <w:r>
+        <w:rPr>
+          <w:b/>
+          <w:bCs/>
+        </w:rPr>
         <w:t>pg_hba.conf</w:t>
       </w:r>
       <w:proofErr w:type="spellEnd"/>
       <w:r>
+        <w:rPr>
+          <w:b/>
+          <w:bCs/>
+        </w:rPr>
         <w:t>.</w:t>
       </w:r>
     </w:p>
@@ -2042,15 +2106,148 @@
       <w:pPr>
         <w:pStyle w:val="SemEspaamento"/>
       </w:pPr>
-      <w:r>
+    </w:p>
+    <w:p>
+      <w:pPr>
+        <w:pStyle w:val="SemEspaamento"/>
+      </w:pPr>
+      <w:r>
+        <w:drawing>
+          <wp:inline distT="0" distB="0" distL="0" distR="0" wp14:anchorId="648B529C" wp14:editId="4C073184">
+            <wp:extent cx="5400040" cy="1899920"/>
+            <wp:effectExtent l="0" t="0" r="0" b="5080"/>
+            <wp:docPr id="974938137" name="Imagem 1"/>
+            <wp:cNvGraphicFramePr>
+              <a:graphicFrameLocks xmlns:a="http://schemas.openxmlformats.org/drawingml/2006/main" noChangeAspect="1"/>
+            </wp:cNvGraphicFramePr>
+            <a:graphic xmlns:a="http://schemas.openxmlformats.org/drawingml/2006/main">
+              <a:graphicData uri="http://schemas.openxmlformats.org/drawingml/2006/picture">
+                <pic:pic xmlns:pic="http://schemas.openxmlformats.org/drawingml/2006/picture">
+                  <pic:nvPicPr>
+                    <pic:cNvPr id="974938137" name=""/>
+                    <pic:cNvPicPr/>
+                  </pic:nvPicPr>
+                  <pic:blipFill>
+                    <a:blip r:embed="rId18"/>
+                    <a:stretch>
+                      <a:fillRect/>
+                    </a:stretch>
+                  </pic:blipFill>
+                  <pic:spPr>
+                    <a:xfrm>
+                      <a:off x="0" y="0"/>
+                      <a:ext cx="5400040" cy="1899920"/>
+                    </a:xfrm>
+                    <a:prstGeom prst="rect">
+                      <a:avLst/>
+                    </a:prstGeom>
+                  </pic:spPr>
+                </pic:pic>
+              </a:graphicData>
+            </a:graphic>
+          </wp:inline>
+        </w:drawing>
+      </w:r>
+    </w:p>
+    <w:p>
+      <w:pPr>
+        <w:pStyle w:val="SemEspaamento"/>
+      </w:pPr>
+    </w:p>
+    <w:p>
+      <w:pPr>
+        <w:pStyle w:val="SemEspaamento"/>
+      </w:pPr>
+      <w:r>
+        <w:t xml:space="preserve">Show </w:t>
+      </w:r>
+      <w:proofErr w:type="spellStart"/>
+      <w:r>
+        <w:t>password_encryption</w:t>
+      </w:r>
+      <w:proofErr w:type="spellEnd"/>
+      <w:r>
+        <w:t>;</w:t>
+      </w:r>
+    </w:p>
+    <w:p>
+      <w:pPr>
+        <w:pStyle w:val="SemEspaamento"/>
+      </w:pPr>
+    </w:p>
+    <w:p>
+      <w:pPr>
+        <w:pStyle w:val="SemEspaamento"/>
+        <w:ind w:left="0" w:firstLine="0"/>
+      </w:pPr>
+      <w:r>
+        <w:lastRenderedPageBreak/>
+        <w:drawing>
+          <wp:inline distT="0" distB="0" distL="0" distR="0" wp14:anchorId="6D955F42" wp14:editId="16745400">
+            <wp:extent cx="5334462" cy="2362405"/>
+            <wp:effectExtent l="0" t="0" r="0" b="0"/>
+            <wp:docPr id="1516030621" name="Imagem 1"/>
+            <wp:cNvGraphicFramePr>
+              <a:graphicFrameLocks xmlns:a="http://schemas.openxmlformats.org/drawingml/2006/main" noChangeAspect="1"/>
+            </wp:cNvGraphicFramePr>
+            <a:graphic xmlns:a="http://schemas.openxmlformats.org/drawingml/2006/main">
+              <a:graphicData uri="http://schemas.openxmlformats.org/drawingml/2006/picture">
+                <pic:pic xmlns:pic="http://schemas.openxmlformats.org/drawingml/2006/picture">
+                  <pic:nvPicPr>
+                    <pic:cNvPr id="1516030621" name=""/>
+                    <pic:cNvPicPr/>
+                  </pic:nvPicPr>
+                  <pic:blipFill>
+                    <a:blip r:embed="rId19"/>
+                    <a:stretch>
+                      <a:fillRect/>
+                    </a:stretch>
+                  </pic:blipFill>
+                  <pic:spPr>
+                    <a:xfrm>
+                      <a:off x="0" y="0"/>
+                      <a:ext cx="5334462" cy="2362405"/>
+                    </a:xfrm>
+                    <a:prstGeom prst="rect">
+                      <a:avLst/>
+                    </a:prstGeom>
+                  </pic:spPr>
+                </pic:pic>
+              </a:graphicData>
+            </a:graphic>
+          </wp:inline>
+        </w:drawing>
+      </w:r>
+    </w:p>
+    <w:p>
+      <w:pPr>
+        <w:pStyle w:val="SemEspaamento"/>
+        <w:rPr>
+          <w:b/>
+          <w:bCs/>
+        </w:rPr>
+      </w:pPr>
+      <w:r>
+        <w:rPr>
+          <w:b/>
+          <w:bCs/>
+        </w:rPr>
         <w:t xml:space="preserve">Restringir acesso por IP → permitir conexões administrativas apenas de </w:t>
       </w:r>
       <w:proofErr w:type="spellStart"/>
       <w:r>
+        <w:rPr>
+          <w:b/>
+          <w:bCs/>
+        </w:rPr>
         <w:t>hosts</w:t>
       </w:r>
       <w:proofErr w:type="spellEnd"/>
       <w:r>
+        <w:rPr>
+          <w:b/>
+          <w:bCs/>
+        </w:rPr>
         <w:t xml:space="preserve"> confiáveis.</w:t>
       </w:r>
     </w:p>
@@ -2058,21 +2255,242 @@
       <w:pPr>
         <w:pStyle w:val="SemEspaamento"/>
       </w:pPr>
-      <w:r>
-        <w:t>Obrigar uso de SSL/TLS → garantir que todas as conexões administrativas sejam cifradas.</w:t>
-      </w:r>
-    </w:p>
-    <w:p>
-      <w:pPr>
-        <w:pStyle w:val="SemEspaamento"/>
-      </w:pPr>
-      <w:r>
+    </w:p>
+    <w:p>
+      <w:pPr>
+        <w:pStyle w:val="SemEspaamento"/>
+      </w:pPr>
+      <w:r>
+        <w:drawing>
+          <wp:inline distT="0" distB="0" distL="0" distR="0" wp14:anchorId="7BEBD295" wp14:editId="7442292A">
+            <wp:extent cx="5400040" cy="2270125"/>
+            <wp:effectExtent l="0" t="0" r="0" b="0"/>
+            <wp:docPr id="479337656" name="Imagem 1"/>
+            <wp:cNvGraphicFramePr>
+              <a:graphicFrameLocks xmlns:a="http://schemas.openxmlformats.org/drawingml/2006/main" noChangeAspect="1"/>
+            </wp:cNvGraphicFramePr>
+            <a:graphic xmlns:a="http://schemas.openxmlformats.org/drawingml/2006/main">
+              <a:graphicData uri="http://schemas.openxmlformats.org/drawingml/2006/picture">
+                <pic:pic xmlns:pic="http://schemas.openxmlformats.org/drawingml/2006/picture">
+                  <pic:nvPicPr>
+                    <pic:cNvPr id="479337656" name=""/>
+                    <pic:cNvPicPr/>
+                  </pic:nvPicPr>
+                  <pic:blipFill>
+                    <a:blip r:embed="rId9"/>
+                    <a:stretch>
+                      <a:fillRect/>
+                    </a:stretch>
+                  </pic:blipFill>
+                  <pic:spPr>
+                    <a:xfrm>
+                      <a:off x="0" y="0"/>
+                      <a:ext cx="5400040" cy="2270125"/>
+                    </a:xfrm>
+                    <a:prstGeom prst="rect">
+                      <a:avLst/>
+                    </a:prstGeom>
+                  </pic:spPr>
+                </pic:pic>
+              </a:graphicData>
+            </a:graphic>
+          </wp:inline>
+        </w:drawing>
+      </w:r>
+    </w:p>
+    <w:p>
+      <w:pPr>
+        <w:pStyle w:val="SemEspaamento"/>
+      </w:pPr>
+    </w:p>
+    <w:p>
+      <w:pPr>
+        <w:pStyle w:val="SemEspaamento"/>
+        <w:rPr>
+          <w:b/>
+          <w:bCs/>
+        </w:rPr>
+      </w:pPr>
+      <w:r>
+        <w:rPr>
+          <w:b/>
+          <w:bCs/>
+        </w:rPr>
+        <w:t>Obrigar uso de SSL → garantir que todas as conexões administrativas sejam cifradas.</w:t>
+      </w:r>
+    </w:p>
+    <w:p>
+      <w:pPr>
+        <w:pStyle w:val="SemEspaamento"/>
+      </w:pPr>
+    </w:p>
+    <w:p>
+      <w:pPr>
+        <w:pStyle w:val="SemEspaamento"/>
+      </w:pPr>
+      <w:proofErr w:type="spellStart"/>
+      <w:r>
+        <w:rPr>
+          <w:b/>
+          <w:bCs/>
+        </w:rPr>
+        <w:t>hostssl</w:t>
+      </w:r>
+      <w:proofErr w:type="spellEnd"/>
+      <w:r>
+        <w:t xml:space="preserve"> → obriga que a conexão seja feita via SSL/TLS.</w:t>
+      </w:r>
+    </w:p>
+    <w:p>
+      <w:pPr>
+        <w:pStyle w:val="SemEspaamento"/>
+      </w:pPr>
+      <w:r>
+        <w:rPr>
+          <w:b/>
+          <w:bCs/>
+        </w:rPr>
+        <w:t>scram-sha-256</w:t>
+      </w:r>
+      <w:r>
+        <w:t xml:space="preserve"> → garante autenticação segura.</w:t>
+      </w:r>
+    </w:p>
+    <w:p>
+      <w:pPr>
+        <w:pStyle w:val="SemEspaamento"/>
+      </w:pPr>
+      <w:proofErr w:type="spellStart"/>
+      <w:r>
+        <w:rPr>
+          <w:b/>
+          <w:bCs/>
+        </w:rPr>
+        <w:t>postgres</w:t>
+      </w:r>
+      <w:proofErr w:type="spellEnd"/>
+      <w:r>
+        <w:t xml:space="preserve"> → restringe ao utilizador administrativo.</w:t>
+      </w:r>
+    </w:p>
+    <w:p>
+      <w:pPr>
+        <w:pStyle w:val="SemEspaamento"/>
+      </w:pPr>
+    </w:p>
+    <w:p>
+      <w:pPr>
+        <w:pStyle w:val="SemEspaamento"/>
+      </w:pPr>
+      <w:r>
+        <w:lastRenderedPageBreak/>
+        <w:drawing>
+          <wp:inline distT="0" distB="0" distL="0" distR="0" wp14:anchorId="4A3E69B0" wp14:editId="1748867A">
+            <wp:extent cx="5400040" cy="1874520"/>
+            <wp:effectExtent l="0" t="0" r="0" b="0"/>
+            <wp:docPr id="106525008" name="Imagem 1"/>
+            <wp:cNvGraphicFramePr>
+              <a:graphicFrameLocks xmlns:a="http://schemas.openxmlformats.org/drawingml/2006/main" noChangeAspect="1"/>
+            </wp:cNvGraphicFramePr>
+            <a:graphic xmlns:a="http://schemas.openxmlformats.org/drawingml/2006/main">
+              <a:graphicData uri="http://schemas.openxmlformats.org/drawingml/2006/picture">
+                <pic:pic xmlns:pic="http://schemas.openxmlformats.org/drawingml/2006/picture">
+                  <pic:nvPicPr>
+                    <pic:cNvPr id="106525008" name=""/>
+                    <pic:cNvPicPr/>
+                  </pic:nvPicPr>
+                  <pic:blipFill>
+                    <a:blip r:embed="rId20"/>
+                    <a:stretch>
+                      <a:fillRect/>
+                    </a:stretch>
+                  </pic:blipFill>
+                  <pic:spPr>
+                    <a:xfrm>
+                      <a:off x="0" y="0"/>
+                      <a:ext cx="5400040" cy="1874520"/>
+                    </a:xfrm>
+                    <a:prstGeom prst="rect">
+                      <a:avLst/>
+                    </a:prstGeom>
+                  </pic:spPr>
+                </pic:pic>
+              </a:graphicData>
+            </a:graphic>
+          </wp:inline>
+        </w:drawing>
+      </w:r>
+    </w:p>
+    <w:p>
+      <w:pPr>
+        <w:pStyle w:val="SemEspaamento"/>
+      </w:pPr>
+    </w:p>
+    <w:p>
+      <w:pPr>
+        <w:pStyle w:val="SemEspaamento"/>
+        <w:rPr>
+          <w:b/>
+          <w:bCs/>
+        </w:rPr>
+      </w:pPr>
+      <w:r>
+        <w:rPr>
+          <w:b/>
+          <w:bCs/>
+        </w:rPr>
         <w:t>Separação de funções → criar papéis distintos para administração, auditoria e operações diárias.</w:t>
       </w:r>
     </w:p>
     <w:p>
       <w:pPr>
         <w:pStyle w:val="SemEspaamento"/>
+      </w:pPr>
+      <w:r>
+        <w:t>Separação de funções</w:t>
+      </w:r>
+      <w:r>
+        <w:t xml:space="preserve"> em:</w:t>
+      </w:r>
+    </w:p>
+    <w:p>
+      <w:pPr>
+        <w:pStyle w:val="SemEspaamento"/>
+      </w:pPr>
+      <w:r>
+        <w:t>CV-</w:t>
+      </w:r>
+      <w:proofErr w:type="spellStart"/>
+      <w:r>
+        <w:t>SpaceNet_DBA_Project</w:t>
+      </w:r>
+      <w:proofErr w:type="spellEnd"/>
+      <w:r>
+        <w:t>\03_scripts_sql</w:t>
+      </w:r>
+      <w:r>
+        <w:t>\</w:t>
+      </w:r>
+      <w:r>
+        <w:t xml:space="preserve"> </w:t>
+      </w:r>
+      <w:r>
+        <w:t>06_utilizadores.sql</w:t>
+      </w:r>
+      <w:r>
+        <w:t>.</w:t>
+      </w:r>
+    </w:p>
+    <w:p>
+      <w:pPr>
+        <w:pStyle w:val="SemEspaamento"/>
+        <w:ind w:left="0" w:firstLine="0"/>
+      </w:pPr>
+    </w:p>
+    <w:p>
+      <w:pPr>
+        <w:pStyle w:val="SemEspaamento"/>
+        <w:ind w:left="0" w:firstLine="0"/>
       </w:pPr>
     </w:p>
     <w:p>
@@ -2174,7 +2592,7 @@
                     <pic:cNvPicPr/>
                   </pic:nvPicPr>
                   <pic:blipFill>
-                    <a:blip r:embed="rId17"/>
+                    <a:blip r:embed="rId21"/>
                     <a:stretch>
                       <a:fillRect/>
                     </a:stretch>
@@ -2278,7 +2696,6 @@
         <w:pStyle w:val="SemEspaamento"/>
       </w:pPr>
       <w:r>
-        <w:lastRenderedPageBreak/>
         <w:drawing>
           <wp:inline distT="0" distB="0" distL="0" distR="0" wp14:anchorId="073D865D" wp14:editId="25C55BF5">
             <wp:extent cx="5400040" cy="1869440"/>
@@ -2295,7 +2712,7 @@
                     <pic:cNvPicPr/>
                   </pic:nvPicPr>
                   <pic:blipFill>
-                    <a:blip r:embed="rId18"/>
+                    <a:blip r:embed="rId22"/>
                     <a:stretch>
                       <a:fillRect/>
                     </a:stretch>
@@ -2324,34 +2741,74 @@
     <w:p>
       <w:pPr>
         <w:pStyle w:val="SemEspaamento"/>
-      </w:pPr>
-    </w:p>
-    <w:p>
-      <w:pPr>
-        <w:pStyle w:val="SemEspaamento"/>
-      </w:pPr>
-    </w:p>
-    <w:p>
-      <w:pPr>
-        <w:pStyle w:val="SemEspaamento"/>
-      </w:pPr>
-      <w:r>
-        <w:t xml:space="preserve">Princípio do menor privilégio → conceder apenas os privilégios necessários, evitando </w:t>
-      </w:r>
-      <w:proofErr w:type="spellStart"/>
-      <w:r>
-        <w:t>superusuários</w:t>
-      </w:r>
-      <w:proofErr w:type="spellEnd"/>
-      <w:r>
-        <w:t xml:space="preserve"> desnecessários.</w:t>
-      </w:r>
-    </w:p>
-    <w:p>
-      <w:pPr>
-        <w:pStyle w:val="SemEspaamento"/>
-      </w:pPr>
-      <w:r>
+        <w:rPr>
+          <w:b/>
+          <w:bCs/>
+        </w:rPr>
+      </w:pPr>
+      <w:r>
+        <w:rPr>
+          <w:b/>
+          <w:bCs/>
+        </w:rPr>
+        <w:lastRenderedPageBreak/>
+        <w:t>Princípio do menor privilégio → conceder apenas os privilégios necessários, evitando superusuários desnecessários.</w:t>
+      </w:r>
+    </w:p>
+    <w:p>
+      <w:pPr>
+        <w:pStyle w:val="SemEspaamento"/>
+      </w:pPr>
+      <w:r>
+        <w:t xml:space="preserve">Princípio do menor privilégio </w:t>
+      </w:r>
+      <w:r>
+        <w:t>aplicada em:</w:t>
+      </w:r>
+    </w:p>
+    <w:p>
+      <w:pPr>
+        <w:pStyle w:val="SemEspaamento"/>
+      </w:pPr>
+      <w:r>
+        <w:t>CV-</w:t>
+      </w:r>
+      <w:proofErr w:type="spellStart"/>
+      <w:r>
+        <w:t>SpaceNet_DBA_Project</w:t>
+      </w:r>
+      <w:proofErr w:type="spellEnd"/>
+      <w:r>
+        <w:t>\03_scripts_sql</w:t>
+      </w:r>
+      <w:r>
+        <w:t>\</w:t>
+      </w:r>
+      <w:r>
+        <w:t xml:space="preserve"> </w:t>
+      </w:r>
+      <w:r>
+        <w:t>07_permições.sql</w:t>
+      </w:r>
+    </w:p>
+    <w:p>
+      <w:pPr>
+        <w:pStyle w:val="SemEspaamento"/>
+      </w:pPr>
+    </w:p>
+    <w:p>
+      <w:pPr>
+        <w:pStyle w:val="SemEspaamento"/>
+        <w:rPr>
+          <w:b/>
+          <w:bCs/>
+        </w:rPr>
+      </w:pPr>
+      <w:r>
+        <w:rPr>
+          <w:b/>
+          <w:bCs/>
+        </w:rPr>
         <w:t>Rotação periódica de senhas → alterar credenciais regularmente e revogar acessos não utilizados.</w:t>
       </w:r>
     </w:p>
@@ -2364,6 +2821,12 @@
           <w:rStyle w:val="Forte"/>
         </w:rPr>
       </w:pPr>
+      <w:r>
+        <w:rPr>
+          <w:rStyle w:val="Forte"/>
+        </w:rPr>
+        <w:t>Definir política de alteração de Senhas</w:t>
+      </w:r>
     </w:p>
     <w:p>
       <w:pPr>
@@ -2418,16 +2881,271 @@
         <w:pStyle w:val="SemEspaamento"/>
         <w:spacing w:line="276" w:lineRule="auto"/>
         <w:ind w:left="0" w:firstLine="0"/>
-        <w:rPr>
-          <w:rStyle w:val="Forte"/>
-        </w:rPr>
-      </w:pPr>
-      <w:r>
-        <w:rPr>
-          <w:rStyle w:val="Forte"/>
-        </w:rPr>
-        <w:t>Desativação de serviços ou utilizadores desnecessários:</w:t>
-      </w:r>
+        <w:jc w:val="center"/>
+        <w:rPr>
+          <w:rStyle w:val="Forte"/>
+        </w:rPr>
+      </w:pPr>
+      <w:r>
+        <w:rPr>
+          <w:rStyle w:val="Forte"/>
+        </w:rPr>
+        <w:t>Desativação de serviços ou utilizadores desnecessários</w:t>
+      </w:r>
+    </w:p>
+    <w:p>
+      <w:pPr>
+        <w:pStyle w:val="SemEspaamento"/>
+      </w:pPr>
+      <w:r>
+        <w:rPr>
+          <w:b/>
+          <w:bCs/>
+        </w:rPr>
+        <w:t>Verificar privilégios de cada utilizador:</w:t>
+      </w:r>
+      <w:r>
+        <w:rPr>
+          <w:b/>
+          <w:bCs/>
+        </w:rPr>
+        <w:t xml:space="preserve"> </w:t>
+      </w:r>
+      <w:r>
+        <w:t>Permite identificar quem tem privilégios elevados (</w:t>
+      </w:r>
+      <w:proofErr w:type="spellStart"/>
+      <w:r>
+        <w:t>superuser</w:t>
+      </w:r>
+      <w:proofErr w:type="spellEnd"/>
+      <w:r>
+        <w:t>, criar roles, criar DB) e quem pode efetivamente fazer login.</w:t>
+      </w:r>
+    </w:p>
+    <w:p>
+      <w:pPr>
+        <w:pStyle w:val="SemEspaamento"/>
+      </w:pPr>
+    </w:p>
+    <w:p>
+      <w:pPr>
+        <w:pStyle w:val="SemEspaamento"/>
+        <w:ind w:firstLine="698"/>
+      </w:pPr>
+      <w:r>
+        <w:t xml:space="preserve">SELECT </w:t>
+      </w:r>
+      <w:proofErr w:type="spellStart"/>
+      <w:r>
+        <w:t>rolname</w:t>
+      </w:r>
+      <w:proofErr w:type="spellEnd"/>
+      <w:r>
+        <w:t xml:space="preserve">, </w:t>
+      </w:r>
+      <w:proofErr w:type="spellStart"/>
+      <w:r>
+        <w:t>rolsuper</w:t>
+      </w:r>
+      <w:proofErr w:type="spellEnd"/>
+      <w:r>
+        <w:t xml:space="preserve">, </w:t>
+      </w:r>
+      <w:proofErr w:type="spellStart"/>
+      <w:r>
+        <w:t>rolcreaterole</w:t>
+      </w:r>
+      <w:proofErr w:type="spellEnd"/>
+      <w:r>
+        <w:t xml:space="preserve">, </w:t>
+      </w:r>
+      <w:proofErr w:type="spellStart"/>
+      <w:r>
+        <w:t>rolcreatedb</w:t>
+      </w:r>
+      <w:proofErr w:type="spellEnd"/>
+      <w:r>
+        <w:t xml:space="preserve">, </w:t>
+      </w:r>
+      <w:proofErr w:type="spellStart"/>
+      <w:r>
+        <w:t>rolcanlogin</w:t>
+      </w:r>
+      <w:proofErr w:type="spellEnd"/>
+    </w:p>
+    <w:p>
+      <w:pPr>
+        <w:pStyle w:val="SemEspaamento"/>
+      </w:pPr>
+      <w:r>
+        <w:t xml:space="preserve">FROM </w:t>
+      </w:r>
+      <w:proofErr w:type="spellStart"/>
+      <w:r>
+        <w:t>pg_roles</w:t>
+      </w:r>
+      <w:proofErr w:type="spellEnd"/>
+      <w:r>
+        <w:t>;</w:t>
+      </w:r>
+    </w:p>
+    <w:p>
+      <w:pPr>
+        <w:pStyle w:val="SemEspaamento"/>
+      </w:pPr>
+      <w:r>
+        <w:drawing>
+          <wp:inline distT="0" distB="0" distL="0" distR="0" wp14:anchorId="06BF6513" wp14:editId="6230CDDE">
+            <wp:extent cx="5110698" cy="3167743"/>
+            <wp:effectExtent l="0" t="0" r="0" b="0"/>
+            <wp:docPr id="2067858918" name="Imagem 1"/>
+            <wp:cNvGraphicFramePr>
+              <a:graphicFrameLocks xmlns:a="http://schemas.openxmlformats.org/drawingml/2006/main" noChangeAspect="1"/>
+            </wp:cNvGraphicFramePr>
+            <a:graphic xmlns:a="http://schemas.openxmlformats.org/drawingml/2006/main">
+              <a:graphicData uri="http://schemas.openxmlformats.org/drawingml/2006/picture">
+                <pic:pic xmlns:pic="http://schemas.openxmlformats.org/drawingml/2006/picture">
+                  <pic:nvPicPr>
+                    <pic:cNvPr id="2067858918" name=""/>
+                    <pic:cNvPicPr/>
+                  </pic:nvPicPr>
+                  <pic:blipFill>
+                    <a:blip r:embed="rId23"/>
+                    <a:stretch>
+                      <a:fillRect/>
+                    </a:stretch>
+                  </pic:blipFill>
+                  <pic:spPr>
+                    <a:xfrm>
+                      <a:off x="0" y="0"/>
+                      <a:ext cx="5176090" cy="3208275"/>
+                    </a:xfrm>
+                    <a:prstGeom prst="rect">
+                      <a:avLst/>
+                    </a:prstGeom>
+                  </pic:spPr>
+                </pic:pic>
+              </a:graphicData>
+            </a:graphic>
+          </wp:inline>
+        </w:drawing>
+      </w:r>
+    </w:p>
+    <w:p>
+      <w:pPr>
+        <w:pStyle w:val="SemEspaamento"/>
+        <w:rPr>
+          <w:b/>
+          <w:bCs/>
+        </w:rPr>
+      </w:pPr>
+    </w:p>
+    <w:p>
+      <w:pPr>
+        <w:pStyle w:val="SemEspaamento"/>
+      </w:pPr>
+      <w:r>
+        <w:rPr>
+          <w:b/>
+          <w:bCs/>
+        </w:rPr>
+        <w:t>Listar permissões concedidas em bases de dados:</w:t>
+      </w:r>
+      <w:r>
+        <w:t xml:space="preserve"> </w:t>
+      </w:r>
+      <w:r>
+        <w:t>Mostra quais utilizadores têm acesso a quais tabelas e com que tipo de privilégios.</w:t>
+      </w:r>
+    </w:p>
+    <w:p>
+      <w:pPr>
+        <w:pStyle w:val="SemEspaamento"/>
+      </w:pPr>
+    </w:p>
+    <w:p>
+      <w:pPr>
+        <w:pStyle w:val="SemEspaamento"/>
+        <w:ind w:firstLine="698"/>
+      </w:pPr>
+      <w:r>
+        <w:t xml:space="preserve">SELECT </w:t>
+      </w:r>
+      <w:proofErr w:type="spellStart"/>
+      <w:r>
+        <w:t>grantee</w:t>
+      </w:r>
+      <w:proofErr w:type="spellEnd"/>
+      <w:r>
+        <w:t xml:space="preserve"> as rule</w:t>
+      </w:r>
+      <w:r>
+        <w:t xml:space="preserve">, </w:t>
+      </w:r>
+      <w:proofErr w:type="spellStart"/>
+      <w:r>
+        <w:t>privilege_type</w:t>
+      </w:r>
+      <w:proofErr w:type="spellEnd"/>
+      <w:r>
+        <w:t xml:space="preserve">, </w:t>
+      </w:r>
+      <w:proofErr w:type="spellStart"/>
+      <w:r>
+        <w:t>table_schema</w:t>
+      </w:r>
+      <w:proofErr w:type="spellEnd"/>
+      <w:r>
+        <w:t xml:space="preserve">, </w:t>
+      </w:r>
+      <w:proofErr w:type="spellStart"/>
+      <w:r>
+        <w:t>table_name</w:t>
+      </w:r>
+      <w:proofErr w:type="spellEnd"/>
+    </w:p>
+    <w:p>
+      <w:pPr>
+        <w:pStyle w:val="SemEspaamento"/>
+      </w:pPr>
+      <w:r>
+        <w:t xml:space="preserve">FROM </w:t>
+      </w:r>
+      <w:proofErr w:type="spellStart"/>
+      <w:r>
+        <w:t>information_</w:t>
+      </w:r>
+      <w:proofErr w:type="gramStart"/>
+      <w:r>
+        <w:t>schema.role</w:t>
+      </w:r>
+      <w:proofErr w:type="gramEnd"/>
+      <w:r>
+        <w:t>_table_grants</w:t>
+      </w:r>
+      <w:proofErr w:type="spellEnd"/>
+    </w:p>
+    <w:p>
+      <w:pPr>
+        <w:pStyle w:val="SemEspaamento"/>
+      </w:pPr>
+      <w:r>
+        <w:t xml:space="preserve">ORDER BY </w:t>
+      </w:r>
+      <w:proofErr w:type="spellStart"/>
+      <w:r>
+        <w:t>grantee</w:t>
+      </w:r>
+      <w:proofErr w:type="spellEnd"/>
+      <w:r>
+        <w:t>;</w:t>
+      </w:r>
+    </w:p>
+    <w:p>
+      <w:pPr>
+        <w:pStyle w:val="SemEspaamento"/>
+      </w:pPr>
     </w:p>
     <w:p>
       <w:pPr>
@@ -2438,6 +3156,47 @@
           <w:rStyle w:val="Forte"/>
         </w:rPr>
       </w:pPr>
+      <w:r>
+        <w:rPr>
+          <w:rStyle w:val="Forte"/>
+        </w:rPr>
+        <w:lastRenderedPageBreak/>
+        <w:drawing>
+          <wp:inline distT="0" distB="0" distL="0" distR="0" wp14:anchorId="6220CE72" wp14:editId="1C9937B7">
+            <wp:extent cx="5400040" cy="3116580"/>
+            <wp:effectExtent l="0" t="0" r="0" b="7620"/>
+            <wp:docPr id="825474119" name="Imagem 1"/>
+            <wp:cNvGraphicFramePr>
+              <a:graphicFrameLocks xmlns:a="http://schemas.openxmlformats.org/drawingml/2006/main" noChangeAspect="1"/>
+            </wp:cNvGraphicFramePr>
+            <a:graphic xmlns:a="http://schemas.openxmlformats.org/drawingml/2006/main">
+              <a:graphicData uri="http://schemas.openxmlformats.org/drawingml/2006/picture">
+                <pic:pic xmlns:pic="http://schemas.openxmlformats.org/drawingml/2006/picture">
+                  <pic:nvPicPr>
+                    <pic:cNvPr id="825474119" name=""/>
+                    <pic:cNvPicPr/>
+                  </pic:nvPicPr>
+                  <pic:blipFill>
+                    <a:blip r:embed="rId24"/>
+                    <a:stretch>
+                      <a:fillRect/>
+                    </a:stretch>
+                  </pic:blipFill>
+                  <pic:spPr>
+                    <a:xfrm>
+                      <a:off x="0" y="0"/>
+                      <a:ext cx="5400040" cy="3116580"/>
+                    </a:xfrm>
+                    <a:prstGeom prst="rect">
+                      <a:avLst/>
+                    </a:prstGeom>
+                  </pic:spPr>
+                </pic:pic>
+              </a:graphicData>
+            </a:graphic>
+          </wp:inline>
+        </w:drawing>
+      </w:r>
     </w:p>
     <w:p>
       <w:pPr>
@@ -2462,7 +3221,13 @@
         <w:rPr>
           <w:rStyle w:val="Forte"/>
         </w:rPr>
-        <w:t>Medidas aplicadas:</w:t>
+        <w:t>Em caso de encontra algum utilizador desnecessárias seguir o procedimento</w:t>
+      </w:r>
+      <w:r>
+        <w:rPr>
+          <w:rStyle w:val="Forte"/>
+        </w:rPr>
+        <w:t>:</w:t>
       </w:r>
     </w:p>
     <w:p>
@@ -2472,8 +3237,56 @@
         <w:ind w:left="0" w:firstLine="0"/>
         <w:rPr>
           <w:rStyle w:val="Forte"/>
-        </w:rPr>
-      </w:pPr>
+          <w:b w:val="0"/>
+          <w:bCs w:val="0"/>
+        </w:rPr>
+      </w:pPr>
+      <w:r>
+        <w:rPr>
+          <w:rStyle w:val="Forte"/>
+          <w:b w:val="0"/>
+          <w:bCs w:val="0"/>
+        </w:rPr>
+        <w:t>Revogar privilégios de um utilizador:</w:t>
+      </w:r>
+    </w:p>
+    <w:p>
+      <w:pPr>
+        <w:pStyle w:val="SemEspaamento"/>
+        <w:spacing w:line="276" w:lineRule="auto"/>
+        <w:ind w:left="708" w:firstLine="0"/>
+        <w:rPr>
+          <w:rStyle w:val="Forte"/>
+          <w:b w:val="0"/>
+          <w:bCs w:val="0"/>
+        </w:rPr>
+      </w:pPr>
+      <w:r>
+        <w:rPr>
+          <w:rStyle w:val="Forte"/>
+          <w:b w:val="0"/>
+          <w:bCs w:val="0"/>
+        </w:rPr>
+        <w:t xml:space="preserve">REVOKE ALL PRIVILEGES ON DATABASE FROM </w:t>
+      </w:r>
+      <w:proofErr w:type="spellStart"/>
+      <w:r>
+        <w:rPr>
+          <w:rStyle w:val="Forte"/>
+          <w:b w:val="0"/>
+          <w:bCs w:val="0"/>
+        </w:rPr>
+        <w:t>utilizador_inativo</w:t>
+      </w:r>
+      <w:proofErr w:type="spellEnd"/>
+      <w:r>
+        <w:rPr>
+          <w:rStyle w:val="Forte"/>
+          <w:b w:val="0"/>
+          <w:bCs w:val="0"/>
+        </w:rPr>
+        <w:t>;</w:t>
+      </w:r>
     </w:p>
     <w:p>
       <w:pPr>
@@ -2482,8 +3295,74 @@
         <w:ind w:left="0" w:firstLine="0"/>
         <w:rPr>
           <w:rStyle w:val="Forte"/>
-        </w:rPr>
-      </w:pPr>
+          <w:b w:val="0"/>
+          <w:bCs w:val="0"/>
+        </w:rPr>
+      </w:pPr>
+      <w:r>
+        <w:rPr>
+          <w:rStyle w:val="Forte"/>
+          <w:b w:val="0"/>
+          <w:bCs w:val="0"/>
+        </w:rPr>
+        <w:t xml:space="preserve">Remover privilégios de </w:t>
+      </w:r>
+      <w:proofErr w:type="spellStart"/>
+      <w:r>
+        <w:rPr>
+          <w:rStyle w:val="Forte"/>
+          <w:b w:val="0"/>
+          <w:bCs w:val="0"/>
+        </w:rPr>
+        <w:t>superusuário</w:t>
+      </w:r>
+      <w:proofErr w:type="spellEnd"/>
+      <w:r>
+        <w:rPr>
+          <w:rStyle w:val="Forte"/>
+          <w:b w:val="0"/>
+          <w:bCs w:val="0"/>
+        </w:rPr>
+        <w:t>:</w:t>
+      </w:r>
+    </w:p>
+    <w:p>
+      <w:pPr>
+        <w:pStyle w:val="SemEspaamento"/>
+        <w:spacing w:line="276" w:lineRule="auto"/>
+        <w:ind w:left="0" w:firstLine="708"/>
+        <w:rPr>
+          <w:rStyle w:val="Forte"/>
+          <w:b w:val="0"/>
+          <w:bCs w:val="0"/>
+        </w:rPr>
+      </w:pPr>
+      <w:r>
+        <w:rPr>
+          <w:rStyle w:val="Forte"/>
+          <w:b w:val="0"/>
+          <w:bCs w:val="0"/>
+        </w:rPr>
+        <w:t xml:space="preserve">ALTER ROLE </w:t>
+      </w:r>
+      <w:proofErr w:type="spellStart"/>
+      <w:r>
+        <w:rPr>
+          <w:rStyle w:val="Forte"/>
+          <w:b w:val="0"/>
+          <w:bCs w:val="0"/>
+        </w:rPr>
+        <w:t>utilizador_inativo</w:t>
+      </w:r>
+      <w:proofErr w:type="spellEnd"/>
+      <w:r>
+        <w:rPr>
+          <w:rStyle w:val="Forte"/>
+          <w:b w:val="0"/>
+          <w:bCs w:val="0"/>
+        </w:rPr>
+        <w:t xml:space="preserve"> NOSUPERUSER;</w:t>
+      </w:r>
     </w:p>
     <w:p>
       <w:pPr>
@@ -2492,7 +3371,131 @@
         <w:ind w:left="0" w:firstLine="0"/>
         <w:rPr>
           <w:rStyle w:val="Forte"/>
-        </w:rPr>
+          <w:b w:val="0"/>
+          <w:bCs w:val="0"/>
+        </w:rPr>
+      </w:pPr>
+      <w:r>
+        <w:rPr>
+          <w:rStyle w:val="Forte"/>
+          <w:b w:val="0"/>
+          <w:bCs w:val="0"/>
+        </w:rPr>
+        <w:t>Bloquear login de um utilizador sem apagar:</w:t>
+      </w:r>
+    </w:p>
+    <w:p>
+      <w:pPr>
+        <w:pStyle w:val="SemEspaamento"/>
+        <w:spacing w:line="276" w:lineRule="auto"/>
+        <w:ind w:left="0" w:firstLine="708"/>
+        <w:rPr>
+          <w:rStyle w:val="Forte"/>
+          <w:b w:val="0"/>
+          <w:bCs w:val="0"/>
+        </w:rPr>
+      </w:pPr>
+      <w:r>
+        <w:rPr>
+          <w:rStyle w:val="Forte"/>
+          <w:b w:val="0"/>
+          <w:bCs w:val="0"/>
+        </w:rPr>
+        <w:t xml:space="preserve">ALTER ROLE </w:t>
+      </w:r>
+      <w:proofErr w:type="spellStart"/>
+      <w:r>
+        <w:rPr>
+          <w:rStyle w:val="Forte"/>
+          <w:b w:val="0"/>
+          <w:bCs w:val="0"/>
+        </w:rPr>
+        <w:t>utilizador_inativo</w:t>
+      </w:r>
+      <w:proofErr w:type="spellEnd"/>
+      <w:r>
+        <w:rPr>
+          <w:rStyle w:val="Forte"/>
+          <w:b w:val="0"/>
+          <w:bCs w:val="0"/>
+        </w:rPr>
+        <w:t xml:space="preserve"> NOLOGIN;</w:t>
+      </w:r>
+    </w:p>
+    <w:p>
+      <w:pPr>
+        <w:pStyle w:val="SemEspaamento"/>
+        <w:spacing w:line="276" w:lineRule="auto"/>
+        <w:ind w:left="0" w:firstLine="0"/>
+        <w:rPr>
+          <w:rStyle w:val="Forte"/>
+          <w:b w:val="0"/>
+          <w:bCs w:val="0"/>
+        </w:rPr>
+      </w:pPr>
+      <w:r>
+        <w:rPr>
+          <w:rStyle w:val="Forte"/>
+          <w:b w:val="0"/>
+          <w:bCs w:val="0"/>
+        </w:rPr>
+        <w:t>Eliminar utilizador definitivamente:</w:t>
+      </w:r>
+    </w:p>
+    <w:p>
+      <w:pPr>
+        <w:pStyle w:val="SemEspaamento"/>
+        <w:spacing w:line="276" w:lineRule="auto"/>
+        <w:ind w:left="0" w:firstLine="708"/>
+        <w:rPr>
+          <w:rStyle w:val="Forte"/>
+          <w:b w:val="0"/>
+          <w:bCs w:val="0"/>
+        </w:rPr>
+      </w:pPr>
+      <w:r>
+        <w:rPr>
+          <w:rStyle w:val="Forte"/>
+          <w:b w:val="0"/>
+          <w:bCs w:val="0"/>
+        </w:rPr>
+        <w:t xml:space="preserve">DROP ROLE </w:t>
+      </w:r>
+      <w:proofErr w:type="spellStart"/>
+      <w:r>
+        <w:rPr>
+          <w:rStyle w:val="Forte"/>
+          <w:b w:val="0"/>
+          <w:bCs w:val="0"/>
+        </w:rPr>
+        <w:t>utilizador_inativo</w:t>
+      </w:r>
+      <w:proofErr w:type="spellEnd"/>
+      <w:r>
+        <w:rPr>
+          <w:rStyle w:val="Forte"/>
+          <w:b w:val="0"/>
+          <w:bCs w:val="0"/>
+        </w:rPr>
+        <w:t>;</w:t>
+      </w:r>
+    </w:p>
+    <w:p>
+      <w:pPr>
+        <w:pStyle w:val="SemEspaamento"/>
+        <w:spacing w:line="276" w:lineRule="auto"/>
+        <w:ind w:left="0" w:firstLine="0"/>
+        <w:rPr>
+          <w:rStyle w:val="Forte"/>
+        </w:rPr>
+      </w:pPr>
+    </w:p>
+    <w:p>
+      <w:pPr>
+        <w:pStyle w:val="SemEspaamento"/>
+        <w:spacing w:line="276" w:lineRule="auto"/>
+        <w:ind w:left="0" w:firstLine="0"/>
+        <w:jc w:val="both"/>
       </w:pPr>
       <w:r>
         <w:rPr>
@@ -2500,9 +3503,26 @@
         </w:rPr>
         <w:t>Justificação técnica:</w:t>
       </w:r>
+      <w:r>
+        <w:t xml:space="preserve"> </w:t>
+      </w:r>
+    </w:p>
+    <w:p>
+      <w:pPr>
+        <w:pStyle w:val="SemEspaamento"/>
+        <w:spacing w:line="276" w:lineRule="auto"/>
+        <w:ind w:left="0" w:firstLine="0"/>
+        <w:jc w:val="both"/>
+        <w:rPr>
+          <w:rStyle w:val="Forte"/>
+        </w:rPr>
+      </w:pPr>
+      <w:r>
+        <w:t>Essas medidas seguem o princípio de menor privilégio e redução da superfície de ataque. Elas permitem controlar o ciclo de vida dos usuários, desde a revogação de privilégios até o bloqueio ou exclusão definitiva, garantindo conformidade com boas práticas de segurança e auditoria em ambientes críticos.</w:t>
+      </w:r>
     </w:p>
     <w:sectPr>
-      <w:headerReference w:type="default" r:id="rId19"/>
+      <w:headerReference w:type="default" r:id="rId25"/>
       <w:pgSz w:w="11906" w:h="16838"/>
       <w:pgMar w:top="1417" w:right="1701" w:bottom="1417" w:left="1701" w:header="708" w:footer="708" w:gutter="0"/>
       <w:cols w:space="708"/>
@@ -2977,6 +3997,118 @@
     </w:lvl>
   </w:abstractNum>
   <w:abstractNum w:abstractNumId="2" w15:restartNumberingAfterBreak="0">
+    <w:nsid w:val="15871874"/>
+    <w:multiLevelType w:val="hybridMultilevel"/>
+    <w:tmpl w:val="BFE429B6"/>
+    <w:lvl w:ilvl="0" w:tplc="D1B23EAE">
+      <w:numFmt w:val="bullet"/>
+      <w:lvlText w:val=""/>
+      <w:lvlJc w:val="left"/>
+      <w:pPr>
+        <w:ind w:left="720" w:hanging="360"/>
+      </w:pPr>
+      <w:rPr>
+        <w:rFonts w:ascii="Times New Roman" w:eastAsia="Century Gothic" w:hAnsi="Times New Roman" w:cs="Times New Roman" w:hint="default"/>
+      </w:rPr>
+    </w:lvl>
+    <w:lvl w:ilvl="1" w:tplc="08160003" w:tentative="1">
+      <w:start w:val="1"/>
+      <w:numFmt w:val="bullet"/>
+      <w:lvlText w:val="o"/>
+      <w:lvlJc w:val="left"/>
+      <w:pPr>
+        <w:ind w:left="1440" w:hanging="360"/>
+      </w:pPr>
+      <w:rPr>
+        <w:rFonts w:ascii="Courier New" w:hAnsi="Courier New" w:cs="Courier New" w:hint="default"/>
+      </w:rPr>
+    </w:lvl>
+    <w:lvl w:ilvl="2" w:tplc="08160005" w:tentative="1">
+      <w:start w:val="1"/>
+      <w:numFmt w:val="bullet"/>
+      <w:lvlText w:val=""/>
+      <w:lvlJc w:val="left"/>
+      <w:pPr>
+        <w:ind w:left="2160" w:hanging="360"/>
+      </w:pPr>
+      <w:rPr>
+        <w:rFonts w:ascii="Wingdings" w:hAnsi="Wingdings" w:hint="default"/>
+      </w:rPr>
+    </w:lvl>
+    <w:lvl w:ilvl="3" w:tplc="08160001" w:tentative="1">
+      <w:start w:val="1"/>
+      <w:numFmt w:val="bullet"/>
+      <w:lvlText w:val=""/>
+      <w:lvlJc w:val="left"/>
+      <w:pPr>
+        <w:ind w:left="2880" w:hanging="360"/>
+      </w:pPr>
+      <w:rPr>
+        <w:rFonts w:ascii="Symbol" w:hAnsi="Symbol" w:hint="default"/>
+      </w:rPr>
+    </w:lvl>
+    <w:lvl w:ilvl="4" w:tplc="08160003" w:tentative="1">
+      <w:start w:val="1"/>
+      <w:numFmt w:val="bullet"/>
+      <w:lvlText w:val="o"/>
+      <w:lvlJc w:val="left"/>
+      <w:pPr>
+        <w:ind w:left="3600" w:hanging="360"/>
+      </w:pPr>
+      <w:rPr>
+        <w:rFonts w:ascii="Courier New" w:hAnsi="Courier New" w:cs="Courier New" w:hint="default"/>
+      </w:rPr>
+    </w:lvl>
+    <w:lvl w:ilvl="5" w:tplc="08160005" w:tentative="1">
+      <w:start w:val="1"/>
+      <w:numFmt w:val="bullet"/>
+      <w:lvlText w:val=""/>
+      <w:lvlJc w:val="left"/>
+      <w:pPr>
+        <w:ind w:left="4320" w:hanging="360"/>
+      </w:pPr>
+      <w:rPr>
+        <w:rFonts w:ascii="Wingdings" w:hAnsi="Wingdings" w:hint="default"/>
+      </w:rPr>
+    </w:lvl>
+    <w:lvl w:ilvl="6" w:tplc="08160001" w:tentative="1">
+      <w:start w:val="1"/>
+      <w:numFmt w:val="bullet"/>
+      <w:lvlText w:val=""/>
+      <w:lvlJc w:val="left"/>
+      <w:pPr>
+        <w:ind w:left="5040" w:hanging="360"/>
+      </w:pPr>
+      <w:rPr>
+        <w:rFonts w:ascii="Symbol" w:hAnsi="Symbol" w:hint="default"/>
+      </w:rPr>
+    </w:lvl>
+    <w:lvl w:ilvl="7" w:tplc="08160003" w:tentative="1">
+      <w:start w:val="1"/>
+      <w:numFmt w:val="bullet"/>
+      <w:lvlText w:val="o"/>
+      <w:lvlJc w:val="left"/>
+      <w:pPr>
+        <w:ind w:left="5760" w:hanging="360"/>
+      </w:pPr>
+      <w:rPr>
+        <w:rFonts w:ascii="Courier New" w:hAnsi="Courier New" w:cs="Courier New" w:hint="default"/>
+      </w:rPr>
+    </w:lvl>
+    <w:lvl w:ilvl="8" w:tplc="08160005" w:tentative="1">
+      <w:start w:val="1"/>
+      <w:numFmt w:val="bullet"/>
+      <w:lvlText w:val=""/>
+      <w:lvlJc w:val="left"/>
+      <w:pPr>
+        <w:ind w:left="6480" w:hanging="360"/>
+      </w:pPr>
+      <w:rPr>
+        <w:rFonts w:ascii="Wingdings" w:hAnsi="Wingdings" w:hint="default"/>
+      </w:rPr>
+    </w:lvl>
+  </w:abstractNum>
+  <w:abstractNum w:abstractNumId="3" w15:restartNumberingAfterBreak="0">
     <w:nsid w:val="15F872FE"/>
     <w:multiLevelType w:val="hybridMultilevel"/>
     <w:tmpl w:val="B00AE424"/>
@@ -3089,7 +4221,119 @@
       </w:rPr>
     </w:lvl>
   </w:abstractNum>
-  <w:abstractNum w:abstractNumId="3" w15:restartNumberingAfterBreak="0">
+  <w:abstractNum w:abstractNumId="4" w15:restartNumberingAfterBreak="0">
+    <w:nsid w:val="237214C4"/>
+    <w:multiLevelType w:val="hybridMultilevel"/>
+    <w:tmpl w:val="C2141D14"/>
+    <w:lvl w:ilvl="0" w:tplc="D1B23EAE">
+      <w:numFmt w:val="bullet"/>
+      <w:lvlText w:val=""/>
+      <w:lvlJc w:val="left"/>
+      <w:pPr>
+        <w:ind w:left="720" w:hanging="360"/>
+      </w:pPr>
+      <w:rPr>
+        <w:rFonts w:ascii="Times New Roman" w:eastAsia="Century Gothic" w:hAnsi="Times New Roman" w:cs="Times New Roman" w:hint="default"/>
+      </w:rPr>
+    </w:lvl>
+    <w:lvl w:ilvl="1" w:tplc="08160003" w:tentative="1">
+      <w:start w:val="1"/>
+      <w:numFmt w:val="bullet"/>
+      <w:lvlText w:val="o"/>
+      <w:lvlJc w:val="left"/>
+      <w:pPr>
+        <w:ind w:left="1440" w:hanging="360"/>
+      </w:pPr>
+      <w:rPr>
+        <w:rFonts w:ascii="Courier New" w:hAnsi="Courier New" w:cs="Courier New" w:hint="default"/>
+      </w:rPr>
+    </w:lvl>
+    <w:lvl w:ilvl="2" w:tplc="08160005" w:tentative="1">
+      <w:start w:val="1"/>
+      <w:numFmt w:val="bullet"/>
+      <w:lvlText w:val=""/>
+      <w:lvlJc w:val="left"/>
+      <w:pPr>
+        <w:ind w:left="2160" w:hanging="360"/>
+      </w:pPr>
+      <w:rPr>
+        <w:rFonts w:ascii="Wingdings" w:hAnsi="Wingdings" w:hint="default"/>
+      </w:rPr>
+    </w:lvl>
+    <w:lvl w:ilvl="3" w:tplc="08160001" w:tentative="1">
+      <w:start w:val="1"/>
+      <w:numFmt w:val="bullet"/>
+      <w:lvlText w:val=""/>
+      <w:lvlJc w:val="left"/>
+      <w:pPr>
+        <w:ind w:left="2880" w:hanging="360"/>
+      </w:pPr>
+      <w:rPr>
+        <w:rFonts w:ascii="Symbol" w:hAnsi="Symbol" w:hint="default"/>
+      </w:rPr>
+    </w:lvl>
+    <w:lvl w:ilvl="4" w:tplc="08160003" w:tentative="1">
+      <w:start w:val="1"/>
+      <w:numFmt w:val="bullet"/>
+      <w:lvlText w:val="o"/>
+      <w:lvlJc w:val="left"/>
+      <w:pPr>
+        <w:ind w:left="3600" w:hanging="360"/>
+      </w:pPr>
+      <w:rPr>
+        <w:rFonts w:ascii="Courier New" w:hAnsi="Courier New" w:cs="Courier New" w:hint="default"/>
+      </w:rPr>
+    </w:lvl>
+    <w:lvl w:ilvl="5" w:tplc="08160005" w:tentative="1">
+      <w:start w:val="1"/>
+      <w:numFmt w:val="bullet"/>
+      <w:lvlText w:val=""/>
+      <w:lvlJc w:val="left"/>
+      <w:pPr>
+        <w:ind w:left="4320" w:hanging="360"/>
+      </w:pPr>
+      <w:rPr>
+        <w:rFonts w:ascii="Wingdings" w:hAnsi="Wingdings" w:hint="default"/>
+      </w:rPr>
+    </w:lvl>
+    <w:lvl w:ilvl="6" w:tplc="08160001" w:tentative="1">
+      <w:start w:val="1"/>
+      <w:numFmt w:val="bullet"/>
+      <w:lvlText w:val=""/>
+      <w:lvlJc w:val="left"/>
+      <w:pPr>
+        <w:ind w:left="5040" w:hanging="360"/>
+      </w:pPr>
+      <w:rPr>
+        <w:rFonts w:ascii="Symbol" w:hAnsi="Symbol" w:hint="default"/>
+      </w:rPr>
+    </w:lvl>
+    <w:lvl w:ilvl="7" w:tplc="08160003" w:tentative="1">
+      <w:start w:val="1"/>
+      <w:numFmt w:val="bullet"/>
+      <w:lvlText w:val="o"/>
+      <w:lvlJc w:val="left"/>
+      <w:pPr>
+        <w:ind w:left="5760" w:hanging="360"/>
+      </w:pPr>
+      <w:rPr>
+        <w:rFonts w:ascii="Courier New" w:hAnsi="Courier New" w:cs="Courier New" w:hint="default"/>
+      </w:rPr>
+    </w:lvl>
+    <w:lvl w:ilvl="8" w:tplc="08160005" w:tentative="1">
+      <w:start w:val="1"/>
+      <w:numFmt w:val="bullet"/>
+      <w:lvlText w:val=""/>
+      <w:lvlJc w:val="left"/>
+      <w:pPr>
+        <w:ind w:left="6480" w:hanging="360"/>
+      </w:pPr>
+      <w:rPr>
+        <w:rFonts w:ascii="Wingdings" w:hAnsi="Wingdings" w:hint="default"/>
+      </w:rPr>
+    </w:lvl>
+  </w:abstractNum>
+  <w:abstractNum w:abstractNumId="5" w15:restartNumberingAfterBreak="0">
     <w:nsid w:val="2A4C4E7B"/>
     <w:multiLevelType w:val="multilevel"/>
     <w:tmpl w:val="2AF08260"/>
@@ -3238,7 +4482,7 @@
       </w:rPr>
     </w:lvl>
   </w:abstractNum>
-  <w:abstractNum w:abstractNumId="4" w15:restartNumberingAfterBreak="0">
+  <w:abstractNum w:abstractNumId="6" w15:restartNumberingAfterBreak="0">
     <w:nsid w:val="2D35052B"/>
     <w:multiLevelType w:val="hybridMultilevel"/>
     <w:tmpl w:val="CCE2B854"/>
@@ -3351,7 +4595,7 @@
       </w:rPr>
     </w:lvl>
   </w:abstractNum>
-  <w:abstractNum w:abstractNumId="5" w15:restartNumberingAfterBreak="0">
+  <w:abstractNum w:abstractNumId="7" w15:restartNumberingAfterBreak="0">
     <w:nsid w:val="33EF1CB4"/>
     <w:multiLevelType w:val="multilevel"/>
     <w:tmpl w:val="D31C99C2"/>
@@ -3500,7 +4744,7 @@
       </w:rPr>
     </w:lvl>
   </w:abstractNum>
-  <w:abstractNum w:abstractNumId="6" w15:restartNumberingAfterBreak="0">
+  <w:abstractNum w:abstractNumId="8" w15:restartNumberingAfterBreak="0">
     <w:nsid w:val="3F270404"/>
     <w:multiLevelType w:val="multilevel"/>
     <w:tmpl w:val="847AB662"/>
@@ -3613,7 +4857,119 @@
       </w:pPr>
     </w:lvl>
   </w:abstractNum>
-  <w:abstractNum w:abstractNumId="7" w15:restartNumberingAfterBreak="0">
+  <w:abstractNum w:abstractNumId="9" w15:restartNumberingAfterBreak="0">
+    <w:nsid w:val="4FE00101"/>
+    <w:multiLevelType w:val="hybridMultilevel"/>
+    <w:tmpl w:val="5D18E53A"/>
+    <w:lvl w:ilvl="0" w:tplc="D1B23EAE">
+      <w:numFmt w:val="bullet"/>
+      <w:lvlText w:val=""/>
+      <w:lvlJc w:val="left"/>
+      <w:pPr>
+        <w:ind w:left="720" w:hanging="360"/>
+      </w:pPr>
+      <w:rPr>
+        <w:rFonts w:ascii="Times New Roman" w:eastAsia="Century Gothic" w:hAnsi="Times New Roman" w:cs="Times New Roman" w:hint="default"/>
+      </w:rPr>
+    </w:lvl>
+    <w:lvl w:ilvl="1" w:tplc="08160003" w:tentative="1">
+      <w:start w:val="1"/>
+      <w:numFmt w:val="bullet"/>
+      <w:lvlText w:val="o"/>
+      <w:lvlJc w:val="left"/>
+      <w:pPr>
+        <w:ind w:left="1440" w:hanging="360"/>
+      </w:pPr>
+      <w:rPr>
+        <w:rFonts w:ascii="Courier New" w:hAnsi="Courier New" w:cs="Courier New" w:hint="default"/>
+      </w:rPr>
+    </w:lvl>
+    <w:lvl w:ilvl="2" w:tplc="08160005" w:tentative="1">
+      <w:start w:val="1"/>
+      <w:numFmt w:val="bullet"/>
+      <w:lvlText w:val=""/>
+      <w:lvlJc w:val="left"/>
+      <w:pPr>
+        <w:ind w:left="2160" w:hanging="360"/>
+      </w:pPr>
+      <w:rPr>
+        <w:rFonts w:ascii="Wingdings" w:hAnsi="Wingdings" w:hint="default"/>
+      </w:rPr>
+    </w:lvl>
+    <w:lvl w:ilvl="3" w:tplc="08160001" w:tentative="1">
+      <w:start w:val="1"/>
+      <w:numFmt w:val="bullet"/>
+      <w:lvlText w:val=""/>
+      <w:lvlJc w:val="left"/>
+      <w:pPr>
+        <w:ind w:left="2880" w:hanging="360"/>
+      </w:pPr>
+      <w:rPr>
+        <w:rFonts w:ascii="Symbol" w:hAnsi="Symbol" w:hint="default"/>
+      </w:rPr>
+    </w:lvl>
+    <w:lvl w:ilvl="4" w:tplc="08160003" w:tentative="1">
+      <w:start w:val="1"/>
+      <w:numFmt w:val="bullet"/>
+      <w:lvlText w:val="o"/>
+      <w:lvlJc w:val="left"/>
+      <w:pPr>
+        <w:ind w:left="3600" w:hanging="360"/>
+      </w:pPr>
+      <w:rPr>
+        <w:rFonts w:ascii="Courier New" w:hAnsi="Courier New" w:cs="Courier New" w:hint="default"/>
+      </w:rPr>
+    </w:lvl>
+    <w:lvl w:ilvl="5" w:tplc="08160005" w:tentative="1">
+      <w:start w:val="1"/>
+      <w:numFmt w:val="bullet"/>
+      <w:lvlText w:val=""/>
+      <w:lvlJc w:val="left"/>
+      <w:pPr>
+        <w:ind w:left="4320" w:hanging="360"/>
+      </w:pPr>
+      <w:rPr>
+        <w:rFonts w:ascii="Wingdings" w:hAnsi="Wingdings" w:hint="default"/>
+      </w:rPr>
+    </w:lvl>
+    <w:lvl w:ilvl="6" w:tplc="08160001" w:tentative="1">
+      <w:start w:val="1"/>
+      <w:numFmt w:val="bullet"/>
+      <w:lvlText w:val=""/>
+      <w:lvlJc w:val="left"/>
+      <w:pPr>
+        <w:ind w:left="5040" w:hanging="360"/>
+      </w:pPr>
+      <w:rPr>
+        <w:rFonts w:ascii="Symbol" w:hAnsi="Symbol" w:hint="default"/>
+      </w:rPr>
+    </w:lvl>
+    <w:lvl w:ilvl="7" w:tplc="08160003" w:tentative="1">
+      <w:start w:val="1"/>
+      <w:numFmt w:val="bullet"/>
+      <w:lvlText w:val="o"/>
+      <w:lvlJc w:val="left"/>
+      <w:pPr>
+        <w:ind w:left="5760" w:hanging="360"/>
+      </w:pPr>
+      <w:rPr>
+        <w:rFonts w:ascii="Courier New" w:hAnsi="Courier New" w:cs="Courier New" w:hint="default"/>
+      </w:rPr>
+    </w:lvl>
+    <w:lvl w:ilvl="8" w:tplc="08160005" w:tentative="1">
+      <w:start w:val="1"/>
+      <w:numFmt w:val="bullet"/>
+      <w:lvlText w:val=""/>
+      <w:lvlJc w:val="left"/>
+      <w:pPr>
+        <w:ind w:left="6480" w:hanging="360"/>
+      </w:pPr>
+      <w:rPr>
+        <w:rFonts w:ascii="Wingdings" w:hAnsi="Wingdings" w:hint="default"/>
+      </w:rPr>
+    </w:lvl>
+  </w:abstractNum>
+  <w:abstractNum w:abstractNumId="10" w15:restartNumberingAfterBreak="0">
     <w:nsid w:val="5D6E077E"/>
     <w:multiLevelType w:val="multilevel"/>
     <w:tmpl w:val="3370C302"/>
@@ -3730,7 +5086,7 @@
       </w:pPr>
     </w:lvl>
   </w:abstractNum>
-  <w:abstractNum w:abstractNumId="8" w15:restartNumberingAfterBreak="0">
+  <w:abstractNum w:abstractNumId="11" w15:restartNumberingAfterBreak="0">
     <w:nsid w:val="66521D36"/>
     <w:multiLevelType w:val="hybridMultilevel"/>
     <w:tmpl w:val="C750D00E"/>
@@ -3843,7 +5199,7 @@
       </w:rPr>
     </w:lvl>
   </w:abstractNum>
-  <w:abstractNum w:abstractNumId="9" w15:restartNumberingAfterBreak="0">
+  <w:abstractNum w:abstractNumId="12" w15:restartNumberingAfterBreak="0">
     <w:nsid w:val="669A7452"/>
     <w:multiLevelType w:val="multilevel"/>
     <w:tmpl w:val="6D12D10E"/>
@@ -3992,35 +5348,196 @@
       </w:rPr>
     </w:lvl>
   </w:abstractNum>
+  <w:abstractNum w:abstractNumId="13" w15:restartNumberingAfterBreak="0">
+    <w:nsid w:val="66DC5DEC"/>
+    <w:multiLevelType w:val="multilevel"/>
+    <w:tmpl w:val="F07C7492"/>
+    <w:lvl w:ilvl="0">
+      <w:start w:val="1"/>
+      <w:numFmt w:val="bullet"/>
+      <w:lvlText w:val=""/>
+      <w:lvlJc w:val="left"/>
+      <w:pPr>
+        <w:tabs>
+          <w:tab w:val="num" w:pos="720"/>
+        </w:tabs>
+        <w:ind w:left="720" w:hanging="360"/>
+      </w:pPr>
+      <w:rPr>
+        <w:rFonts w:ascii="Symbol" w:hAnsi="Symbol" w:hint="default"/>
+        <w:sz w:val="20"/>
+      </w:rPr>
+    </w:lvl>
+    <w:lvl w:ilvl="1" w:tentative="1">
+      <w:start w:val="1"/>
+      <w:numFmt w:val="bullet"/>
+      <w:lvlText w:val="o"/>
+      <w:lvlJc w:val="left"/>
+      <w:pPr>
+        <w:tabs>
+          <w:tab w:val="num" w:pos="1440"/>
+        </w:tabs>
+        <w:ind w:left="1440" w:hanging="360"/>
+      </w:pPr>
+      <w:rPr>
+        <w:rFonts w:ascii="Courier New" w:hAnsi="Courier New" w:hint="default"/>
+        <w:sz w:val="20"/>
+      </w:rPr>
+    </w:lvl>
+    <w:lvl w:ilvl="2" w:tentative="1">
+      <w:start w:val="1"/>
+      <w:numFmt w:val="bullet"/>
+      <w:lvlText w:val=""/>
+      <w:lvlJc w:val="left"/>
+      <w:pPr>
+        <w:tabs>
+          <w:tab w:val="num" w:pos="2160"/>
+        </w:tabs>
+        <w:ind w:left="2160" w:hanging="360"/>
+      </w:pPr>
+      <w:rPr>
+        <w:rFonts w:ascii="Wingdings" w:hAnsi="Wingdings" w:hint="default"/>
+        <w:sz w:val="20"/>
+      </w:rPr>
+    </w:lvl>
+    <w:lvl w:ilvl="3" w:tentative="1">
+      <w:start w:val="1"/>
+      <w:numFmt w:val="bullet"/>
+      <w:lvlText w:val=""/>
+      <w:lvlJc w:val="left"/>
+      <w:pPr>
+        <w:tabs>
+          <w:tab w:val="num" w:pos="2880"/>
+        </w:tabs>
+        <w:ind w:left="2880" w:hanging="360"/>
+      </w:pPr>
+      <w:rPr>
+        <w:rFonts w:ascii="Wingdings" w:hAnsi="Wingdings" w:hint="default"/>
+        <w:sz w:val="20"/>
+      </w:rPr>
+    </w:lvl>
+    <w:lvl w:ilvl="4" w:tentative="1">
+      <w:start w:val="1"/>
+      <w:numFmt w:val="bullet"/>
+      <w:lvlText w:val=""/>
+      <w:lvlJc w:val="left"/>
+      <w:pPr>
+        <w:tabs>
+          <w:tab w:val="num" w:pos="3600"/>
+        </w:tabs>
+        <w:ind w:left="3600" w:hanging="360"/>
+      </w:pPr>
+      <w:rPr>
+        <w:rFonts w:ascii="Wingdings" w:hAnsi="Wingdings" w:hint="default"/>
+        <w:sz w:val="20"/>
+      </w:rPr>
+    </w:lvl>
+    <w:lvl w:ilvl="5" w:tentative="1">
+      <w:start w:val="1"/>
+      <w:numFmt w:val="bullet"/>
+      <w:lvlText w:val=""/>
+      <w:lvlJc w:val="left"/>
+      <w:pPr>
+        <w:tabs>
+          <w:tab w:val="num" w:pos="4320"/>
+        </w:tabs>
+        <w:ind w:left="4320" w:hanging="360"/>
+      </w:pPr>
+      <w:rPr>
+        <w:rFonts w:ascii="Wingdings" w:hAnsi="Wingdings" w:hint="default"/>
+        <w:sz w:val="20"/>
+      </w:rPr>
+    </w:lvl>
+    <w:lvl w:ilvl="6" w:tentative="1">
+      <w:start w:val="1"/>
+      <w:numFmt w:val="bullet"/>
+      <w:lvlText w:val=""/>
+      <w:lvlJc w:val="left"/>
+      <w:pPr>
+        <w:tabs>
+          <w:tab w:val="num" w:pos="5040"/>
+        </w:tabs>
+        <w:ind w:left="5040" w:hanging="360"/>
+      </w:pPr>
+      <w:rPr>
+        <w:rFonts w:ascii="Wingdings" w:hAnsi="Wingdings" w:hint="default"/>
+        <w:sz w:val="20"/>
+      </w:rPr>
+    </w:lvl>
+    <w:lvl w:ilvl="7" w:tentative="1">
+      <w:start w:val="1"/>
+      <w:numFmt w:val="bullet"/>
+      <w:lvlText w:val=""/>
+      <w:lvlJc w:val="left"/>
+      <w:pPr>
+        <w:tabs>
+          <w:tab w:val="num" w:pos="5760"/>
+        </w:tabs>
+        <w:ind w:left="5760" w:hanging="360"/>
+      </w:pPr>
+      <w:rPr>
+        <w:rFonts w:ascii="Wingdings" w:hAnsi="Wingdings" w:hint="default"/>
+        <w:sz w:val="20"/>
+      </w:rPr>
+    </w:lvl>
+    <w:lvl w:ilvl="8" w:tentative="1">
+      <w:start w:val="1"/>
+      <w:numFmt w:val="bullet"/>
+      <w:lvlText w:val=""/>
+      <w:lvlJc w:val="left"/>
+      <w:pPr>
+        <w:tabs>
+          <w:tab w:val="num" w:pos="6480"/>
+        </w:tabs>
+        <w:ind w:left="6480" w:hanging="360"/>
+      </w:pPr>
+      <w:rPr>
+        <w:rFonts w:ascii="Wingdings" w:hAnsi="Wingdings" w:hint="default"/>
+        <w:sz w:val="20"/>
+      </w:rPr>
+    </w:lvl>
+  </w:abstractNum>
   <w:num w:numId="1" w16cid:durableId="1526478735">
+    <w:abstractNumId w:val="10"/>
+  </w:num>
+  <w:num w:numId="2" w16cid:durableId="62721281">
+    <w:abstractNumId w:val="3"/>
+  </w:num>
+  <w:num w:numId="3" w16cid:durableId="1930968827">
+    <w:abstractNumId w:val="11"/>
+  </w:num>
+  <w:num w:numId="4" w16cid:durableId="368842460">
     <w:abstractNumId w:val="7"/>
   </w:num>
-  <w:num w:numId="2" w16cid:durableId="62721281">
-    <w:abstractNumId w:val="2"/>
+  <w:num w:numId="5" w16cid:durableId="357196463">
+    <w:abstractNumId w:val="5"/>
   </w:num>
-  <w:num w:numId="3" w16cid:durableId="1930968827">
+  <w:num w:numId="6" w16cid:durableId="579289527">
     <w:abstractNumId w:val="8"/>
   </w:num>
-  <w:num w:numId="4" w16cid:durableId="368842460">
-    <w:abstractNumId w:val="5"/>
-  </w:num>
-  <w:num w:numId="5" w16cid:durableId="357196463">
-    <w:abstractNumId w:val="3"/>
-  </w:num>
-  <w:num w:numId="6" w16cid:durableId="579289527">
+  <w:num w:numId="7" w16cid:durableId="682169302">
     <w:abstractNumId w:val="6"/>
   </w:num>
-  <w:num w:numId="7" w16cid:durableId="682169302">
-    <w:abstractNumId w:val="4"/>
-  </w:num>
   <w:num w:numId="8" w16cid:durableId="1475440909">
-    <w:abstractNumId w:val="9"/>
+    <w:abstractNumId w:val="12"/>
   </w:num>
   <w:num w:numId="9" w16cid:durableId="417212538">
     <w:abstractNumId w:val="0"/>
   </w:num>
   <w:num w:numId="10" w16cid:durableId="640230437">
     <w:abstractNumId w:val="1"/>
+  </w:num>
+  <w:num w:numId="11" w16cid:durableId="547257360">
+    <w:abstractNumId w:val="9"/>
+  </w:num>
+  <w:num w:numId="12" w16cid:durableId="553390259">
+    <w:abstractNumId w:val="2"/>
+  </w:num>
+  <w:num w:numId="13" w16cid:durableId="1159348986">
+    <w:abstractNumId w:val="13"/>
+  </w:num>
+  <w:num w:numId="14" w16cid:durableId="397901169">
+    <w:abstractNumId w:val="4"/>
   </w:num>
 </w:numbering>
 </file>
